--- a/projects/valuepickr-open-screen/docs/IIFL Finance.docx
+++ b/projects/valuepickr-open-screen/docs/IIFL Finance.docx
@@ -32,7 +32,7 @@
           <w:sz w:val="22"/>
           <w:szCs w:val="22"/>
         </w:rPr>
-        <w:t xml:space="preserve">A diversified retail NBFC that has fully recovered from the 2024 RBI gold-loan ban - FY26 PAT +183%, ROE back near 20%, AUM ~Rs 1.08 lakh Cr - but a ~Rs 25,700 Cr large-cap with a chequered governance history and no 10x math. Snippet-tracked by @a_basumallick, not a call.</w:t>
+        <w:t xml:space="preserve">A diversified retail NBFC fully recovered from the 2024 RBI gold-loan ban - Q1FY27 PAT +160% YoY, AUM +38% to Rs1.15 lakh Cr, FY27 guidance of ~25% ROE - but a ~Rs25,700 Cr large-cap with a chequered governance history, a live ICRA Negative outlook on standalone capital adequacy, and no 10x math. Snippet-tracked by @a_basumallick (Blackstone-Fairfax stake talks now independently corroborated), not a call.</w:t>
       </w:r>
     </w:p>
     <w:p>
@@ -49,7 +49,7 @@
         <w:spacing w:after="120"/>
       </w:pPr>
       <w:r>
-        <w:t xml:space="preserve">Retail-focused NBFC: gold loans (~Rs 57-58k Cr AUM, the growth engine), home finance + LAP (~Rs 40k Cr), microfinance and digital loans. Uses a large co-lending / assignment (off-book) model. Recovered from a six-month RBI ban on new gold-loan disbursement (Mar-Sep 2024). Seeded as a trusted-X WATCH item: @a_basumallick relayed a CNBC-TV18 snippet that Blackstone may buy up to 20% of IIFL Finance with Fairfax exiting - neutral PE-activity framing, explicitly NOT a conviction call.</w:t>
+        <w:t xml:space="preserve">Retail-focused NBFC: gold loans (~Rs 58,406 Cr AUM as of Q1FY27, the growth engine, +114% YoY), home finance + LAP, microfinance and digital loans. Uses a large co-lending / assignment (off-book) model. Recovered from a six-month RBI ban on new gold-loan disbursement (Mar-Sep 2024) - RBI formally lifted the restriction 19-Sep-2024 after remedial/systemic changes were accepted. Seeded as a trusted-X WATCH item: @a_basumallick relayed a CNBC-TV18 snippet that Blackstone may buy up to 20% of IIFL Finance with Fairfax exiting - neutral PE-activity framing, explicitly NOT a conviction call; this pass finds the story now independently corroborated by mainstream financial press (Business Standard, Reuters-linked coverage).</w:t>
       </w:r>
     </w:p>
     <w:p>
@@ -99,7 +99,7 @@
           </w:tcPr>
           <w:p>
             <w:r>
-              <w:t xml:space="preserve">~Rs 25,700 Cr (large-cap NBFC)</w:t>
+              <w:t xml:space="preserve">~Rs 25,600-25,700 Cr (large-cap NBFC)</w:t>
             </w:r>
           </w:p>
         </w:tc>
@@ -126,7 +126,7 @@
           </w:tcPr>
           <w:p>
             <w:r>
-              <w:t xml:space="preserve">~Rs 1.08 lakh Cr (Mar-26); +~38% YoY; gold loans +~150% YoY off the ban base</w:t>
+              <w:t xml:space="preserve">Rs 1,15,523 Cr (Q1FY27, Jun-26); +38% YoY; gold loans Rs 58,406 Cr +114% YoY off the ban-year base</w:t>
             </w:r>
           </w:p>
         </w:tc>
@@ -143,7 +143,7 @@
                 <w:b/>
                 <w:bCs/>
               </w:rPr>
-              <w:t xml:space="preserve">ROE</w:t>
+              <w:t xml:space="preserve">ROE / ROA</w:t>
             </w:r>
           </w:p>
         </w:tc>
@@ -153,7 +153,7 @@
           </w:tcPr>
           <w:p>
             <w:r>
-              <w:t xml:space="preserve">~19.5% (Q1FY27); recovered from FY25 losses</w:t>
+              <w:t xml:space="preserve">19.5-24.3% / 3.1% (Q1FY27); FY27 guidance ROE ~25%, ROA 3.1-3.3%, credit cost 1.5-1.7%</w:t>
             </w:r>
           </w:p>
         </w:tc>
@@ -170,7 +170,7 @@
                 <w:b/>
                 <w:bCs/>
               </w:rPr>
-              <w:t xml:space="preserve">FY26 PAT</w:t>
+              <w:t xml:space="preserve">Q1FY27 PAT</w:t>
             </w:r>
           </w:p>
         </w:tc>
@@ -180,7 +180,7 @@
           </w:tcPr>
           <w:p>
             <w:r>
-              <w:t xml:space="preserve">Rs 586 Cr (+~183% YoY); Q4FY26 PAT Rs 586 Cr line reflects strong H2</w:t>
+              <w:t xml:space="preserve">Rs 713 Cr (+160% YoY, +14% QoQ); FY26 PAT Rs 586 Cr (+183% YoY)</w:t>
             </w:r>
           </w:p>
         </w:tc>
@@ -207,7 +207,7 @@
           </w:tcPr>
           <w:p>
             <w:r>
-              <w:t xml:space="preserve">GNPA ~2.6% blended; MFI segment carrying elevated provisions</w:t>
+              <w:t xml:space="preserve">GNPA 1.6% / NNPA 0.8% (Q1FY27), improved from 2.3%/1.1% a year ago</w:t>
             </w:r>
           </w:p>
         </w:tc>
@@ -234,7 +234,7 @@
           </w:tcPr>
           <w:p>
             <w:r>
-              <w:t xml:space="preserve">~1.8x book, ~13x earnings; stock near 52-week high</w:t>
+              <w:t xml:space="preserve">~1.8x book (price ~Rs 600 / book ~Rs 327), ~12.2x P/E; near 52-week high</w:t>
             </w:r>
           </w:p>
         </w:tc>
@@ -251,6 +251,33 @@
                 <w:b/>
                 <w:bCs/>
               </w:rPr>
+              <w:t xml:space="preserve">Credit ratings</w:t>
+            </w:r>
+          </w:p>
+        </w:tc>
+        <w:tc>
+          <w:tcPr>
+            <w:tcW w:type="dxa" w:w="5800"/>
+          </w:tcPr>
+          <w:p>
+            <w:r>
+              <w:t xml:space="preserve">CRISIL AA/Stable reaffirmed (Jan-26 and Mar-26, not upgraded); ICRA maintains Negative outlook (Feb-26) on standalone capital adequacy</w:t>
+            </w:r>
+          </w:p>
+        </w:tc>
+      </w:tr>
+      <w:tr>
+        <w:tc>
+          <w:tcPr>
+            <w:tcW w:type="dxa" w:w="3200"/>
+            <w:shd w:fill="F2F2F2" w:val="clear"/>
+          </w:tcPr>
+          <w:p>
+            <w:r>
+              <w:rPr>
+                <w:b/>
+                <w:bCs/>
+              </w:rPr>
               <w:t xml:space="preserve">Overhangs</w:t>
             </w:r>
           </w:p>
@@ -261,7 +288,7 @@
           </w:tcPr>
           <w:p>
             <w:r>
-              <w:t xml:space="preserve">~Rs 475 Cr income-tax demand (under appeal); legacy NSEL / IIFL Commodities property-attachment matter</w:t>
+              <w:t xml:space="preserve">~Rs 475 Cr income-tax demand (under appeal); legacy NSEL / IIFL Commodities property-attachment matter; standalone net-vulnerable-book ~81% of Tier-1 (Dec-25), down from 97% (Mar-25) but still elevated per ICRA</w:t>
             </w:r>
           </w:p>
         </w:tc>
@@ -277,7 +304,7 @@
         <w:spacing w:after="120"/>
       </w:pPr>
       <w:r>
-        <w:t xml:space="preserve">Operationally IIFL Finance is back on track: the gold-loan book has been rebuilt (+~150% YoY), consolidated AUM is ~Rs 1.08 lakh Cr (+38%), FY26 PAT is up ~183% and ROE is back near 20%. Off-book / assignment income is a large and growing share of revenue. The negatives are structural rather than cyclical: it is a ~Rs 25,700 Cr large-cap (no 10x path), it carries a governance track record (the RBI ban itself, the historic NSEL / IIFL Commodities matter, LODR-era issues across the group) and MFI-segment stress keeps provisions elevated. Valuation at ~1.8x book / ~13x earnings with the stock near its high already reflects the recovery.</w:t>
+        <w:t xml:space="preserve">Operationally IIFL Finance's post-ban recovery has continued to strengthen: Q1FY27 PAT rose 160% YoY (+14% QoQ) to Rs 713 Cr, AUM reached Rs 1.15 lakh Cr (+38% YoY) with the gold-loan book (+114% YoY) doing the heavy lifting, and asset quality actually improved (GNPA 1.6%, NNPA 0.8%, both down YoY rather than merely stabilising). Management's own FY27 guidance - AUM growth 16-20%, ROE ~25%, ROA 3.1-3.3%, credit costs 1.5-1.7% - is materially more bullish than the FY26 print alone suggested, though it is the company's first post-ban guidance cycle and carries no delivery track record yet. The negatives remain structural rather than cyclical: it is a ~Rs 25,700 Cr large-cap (no 10x path), it carries a governance track record (the RBI ban itself, the historic NSEL / IIFL Commodities matter, group LODR-era issues), and - a fresh finding this pass - ICRA has maintained a Negative outlook (Feb-2026) specifically citing capital-adequacy stress at the standalone entity, where the net vulnerable loan book was still ~81% of Tier-1 capital as of Dec-2025 (down from 97% at Mar-2025, but not yet resolved). CRISIL reaffirmed AA/Stable rather than upgrading. Valuation at ~1.8x book / ~12.2x earnings with the stock near its high already reflects much of the recovery; the Blackstone-Fairfax stake talks (now corroborated by mainstream financial press, not just the original X snippet) are ownership churn tied to Fairfax's own IDBI Bank bid, not a management or capital-allocation catalyst for IIFL itself.</w:t>
       </w:r>
     </w:p>
     <w:p>
@@ -286,62 +313,7 @@
         <w:spacing w:after="120" w:before="280"/>
       </w:pPr>
       <w:r>
-        <w:t xml:space="preserve">Technical Read (Weekly / Monthly MACD + Bollinger Bands, or RSI/CCI/Williams %R proxy)</w:t>
-      </w:r>
-    </w:p>
-    <w:p>
-      <w:pPr>
-        <w:spacing w:after="120"/>
-      </w:pPr>
-      <w:r>
-        <w:t xml:space="preserve">Near 52-week high after the post-ban recovery; not pulled in detail - verdict turns on size + governance, not the chart.</w:t>
-      </w:r>
-    </w:p>
-    <w:p>
-      <w:pPr>
-        <w:pStyle w:val="Heading1"/>
-        <w:spacing w:after="120" w:before="280"/>
-      </w:pPr>
-      <w:r>
-        <w:t xml:space="preserve">ValuePickr Community Signal</w:t>
-      </w:r>
-    </w:p>
-    <w:p>
-      <w:pPr>
-        <w:spacing w:after="120"/>
-      </w:pPr>
-      <w:r>
-        <w:t xml:space="preserve">ValuePickr thread 1092 (retail-focused diversified NBFC) - 220+ posts. Recent activity is dominated by @ranvir (trusted, elevated) posting neutral quarter-by-quarter concall summaries: recovery on track, gold book rebuilt, off-book income rising, MFI stress. No fresh high-conviction call in the recent window; the historic thread carried a 2024 'Landmine Detected' bear report during the ban. The @a_basumallick Blackstone/Fairfax snippet (Sep-2026) is not yet discussed in-thread.</w:t>
-      </w:r>
-    </w:p>
-    <w:p>
-      <w:pPr>
-        <w:spacing w:after="120"/>
-      </w:pPr>
-      <w:r>
-        <w:rPr>
-          <w:b/>
-          <w:bCs/>
-          <w:sz w:val="20"/>
-          <w:szCs w:val="20"/>
-        </w:rPr>
-        <w:t xml:space="preserve">High-conviction call from a top contributor: </w:t>
-      </w:r>
-      <w:r>
-        <w:rPr>
-          <w:sz w:val="20"/>
-          <w:szCs w:val="20"/>
-        </w:rPr>
-        <w:t xml:space="preserve">Trusted-user @ranvir posts regular, balanced results/concall notes - informational, not a conviction call. @a_basumallick relayed a CNBC-TV18 snippet (Blackstone up to 20% stake / Fairfax exit) with neutral framing and no view.</w:t>
-      </w:r>
-    </w:p>
-    <w:p>
-      <w:pPr>
-        <w:pStyle w:val="Heading1"/>
-        <w:spacing w:after="120" w:before="280"/>
-      </w:pPr>
-      <w:r>
-        <w:t xml:space="preserve">Trusted-User Signals (Ongoing)</w:t>
+        <w:t xml:space="preserve">Deep-Dive: Primary Documents (Annual Reports, Quarterly Results, Exchange Filings)</w:t>
       </w:r>
     </w:p>
     <w:p>
@@ -356,12 +328,12 @@
           <w:sz w:val="18"/>
           <w:szCs w:val="18"/>
         </w:rPr>
-        <w:t xml:space="preserve">Every time a trusted user expresses clear conviction on this stock, most recent first — this section accumulates over time, it isn't a one-time snapshot.</w:t>
-      </w:r>
-    </w:p>
-    <w:p>
-      <w:pPr>
-        <w:spacing w:after="100"/>
+        <w:t xml:space="preserve">Pass 1 — 2026-09-18. Built from the company's own filings (3 years of annual reports, ~4 quarters of results/concalls, and 6 months of BSE/NSE announcements), read via the web — a deeper layer than the forum-sentiment read below.</w:t>
+      </w:r>
+    </w:p>
+    <w:p>
+      <w:pPr>
+        <w:spacing w:after="120"/>
       </w:pPr>
       <w:r>
         <w:rPr>
@@ -370,8 +342,490 @@
           <w:sz w:val="20"/>
           <w:szCs w:val="20"/>
         </w:rPr>
-        <w:t xml:space="preserve">2026-09-08 — undefined</w:t>
-      </w:r>
+        <w:t xml:space="preserve">Sources reviewed this pass:</w:t>
+      </w:r>
+    </w:p>
+    <w:p>
+      <w:pPr>
+        <w:pStyle w:val="ListParagraph"/>
+        <w:numPr>
+          <w:ilvl w:val="0"/>
+          <w:numId w:val="1"/>
+        </w:numPr>
+        <w:spacing w:after="60"/>
+      </w:pPr>
+      <w:r>
+        <w:t xml:space="preserve">Company Q1 FY27 results/concall (PAT, AUM, guidance)</w:t>
+      </w:r>
+    </w:p>
+    <w:p>
+      <w:pPr>
+        <w:pStyle w:val="ListParagraph"/>
+        <w:numPr>
+          <w:ilvl w:val="0"/>
+          <w:numId w:val="1"/>
+        </w:numPr>
+        <w:spacing w:after="60"/>
+      </w:pPr>
+      <w:r>
+        <w:t xml:space="preserve">IIFL Finance FY26/Q4FY26 results press release (iifl.com)</w:t>
+      </w:r>
+    </w:p>
+    <w:p>
+      <w:pPr>
+        <w:pStyle w:val="ListParagraph"/>
+        <w:numPr>
+          <w:ilvl w:val="0"/>
+          <w:numId w:val="1"/>
+        </w:numPr>
+        <w:spacing w:after="60"/>
+      </w:pPr>
+      <w:r>
+        <w:t xml:space="preserve">CRISIL rating rationales (Jan-2026, Mar-2026)</w:t>
+      </w:r>
+    </w:p>
+    <w:p>
+      <w:pPr>
+        <w:pStyle w:val="ListParagraph"/>
+        <w:numPr>
+          <w:ilvl w:val="0"/>
+          <w:numId w:val="1"/>
+        </w:numPr>
+        <w:spacing w:after="60"/>
+      </w:pPr>
+      <w:r>
+        <w:t xml:space="preserve">ICRA rating rationale (Feb-2026)</w:t>
+      </w:r>
+    </w:p>
+    <w:p>
+      <w:pPr>
+        <w:pStyle w:val="ListParagraph"/>
+        <w:numPr>
+          <w:ilvl w:val="0"/>
+          <w:numId w:val="1"/>
+        </w:numPr>
+        <w:spacing w:after="60"/>
+      </w:pPr>
+      <w:r>
+        <w:t xml:space="preserve">Business Standard / financial press on Blackstone-Fairfax stake talks (Sep-2026)</w:t>
+      </w:r>
+    </w:p>
+    <w:p>
+      <w:pPr>
+        <w:pStyle w:val="ListParagraph"/>
+        <w:numPr>
+          <w:ilvl w:val="0"/>
+          <w:numId w:val="1"/>
+        </w:numPr>
+        <w:spacing w:after="60"/>
+      </w:pPr>
+      <w:r>
+        <w:t xml:space="preserve">Screener.in consolidated financials</w:t>
+      </w:r>
+    </w:p>
+    <w:p>
+      <w:pPr>
+        <w:pStyle w:val="ListParagraph"/>
+        <w:numPr>
+          <w:ilvl w:val="0"/>
+          <w:numId w:val="1"/>
+        </w:numPr>
+        <w:spacing w:after="60"/>
+      </w:pPr>
+      <w:r>
+        <w:t xml:space="preserve">RBI gold-loan ban lift confirmation (Sep-2024, cross-checked)</w:t>
+      </w:r>
+    </w:p>
+    <w:p>
+      <w:pPr>
+        <w:pStyle w:val="ListParagraph"/>
+        <w:numPr>
+          <w:ilvl w:val="0"/>
+          <w:numId w:val="1"/>
+        </w:numPr>
+        <w:spacing w:after="60"/>
+      </w:pPr>
+      <w:r>
+        <w:t xml:space="preserve">SEBI promoter shareholding/pledge disclosure (Apr-2026)</w:t>
+      </w:r>
+    </w:p>
+    <w:p>
+      <w:pPr>
+        <w:spacing w:after="120"/>
+      </w:pPr>
+      <w:r>
+        <w:rPr>
+          <w:b/>
+          <w:bCs/>
+          <w:sz w:val="20"/>
+          <w:szCs w:val="20"/>
+        </w:rPr>
+        <w:t xml:space="preserve">Annual-report findings (3-year view):</w:t>
+      </w:r>
+    </w:p>
+    <w:p>
+      <w:pPr>
+        <w:pStyle w:val="ListParagraph"/>
+        <w:numPr>
+          <w:ilvl w:val="0"/>
+          <w:numId w:val="1"/>
+        </w:numPr>
+        <w:spacing w:after="60"/>
+      </w:pPr>
+      <w:r>
+        <w:t xml:space="preserve">FY26 PAT Rs586 Cr (+183% YoY), consolidated equity ~Rs13,920 Cr, borrowings ~Rs69,176 Cr (structural NBFC leverage, on-book D/E ~5x)</w:t>
+      </w:r>
+    </w:p>
+    <w:p>
+      <w:pPr>
+        <w:pStyle w:val="ListParagraph"/>
+        <w:numPr>
+          <w:ilvl w:val="0"/>
+          <w:numId w:val="1"/>
+        </w:numPr>
+        <w:spacing w:after="60"/>
+      </w:pPr>
+      <w:r>
+        <w:t xml:space="preserve">Promoters confirmed zero pledge/encumbrance on their ~10.56 Cr shares through FY26 (filed Apr-2026)</w:t>
+      </w:r>
+    </w:p>
+    <w:p>
+      <w:pPr>
+        <w:pStyle w:val="ListParagraph"/>
+        <w:numPr>
+          <w:ilvl w:val="0"/>
+          <w:numId w:val="1"/>
+        </w:numPr>
+        <w:spacing w:after="60"/>
+      </w:pPr>
+      <w:r>
+        <w:t xml:space="preserve">CRISIL reaffirmed AA/Stable on ~Rs22,031 Cr of bank loans + NCDs (not an upgrade)</w:t>
+      </w:r>
+    </w:p>
+    <w:p>
+      <w:pPr>
+        <w:pStyle w:val="ListParagraph"/>
+        <w:numPr>
+          <w:ilvl w:val="0"/>
+          <w:numId w:val="1"/>
+        </w:numPr>
+        <w:spacing w:after="60"/>
+      </w:pPr>
+      <w:r>
+        <w:t xml:space="preserve">ICRA kept a Negative outlook (Feb-2026): standalone net vulnerable book was 97% of Tier-1 capital at Mar-25, moderating to ~81% by Dec-25 but still a live concern; consolidated net worth Rs15,152 Cr (Dec-25), on-book gearing 4.1x, managed gearing (incl. off-book) 6.3x</w:t>
+      </w:r>
+    </w:p>
+    <w:p>
+      <w:pPr>
+        <w:pStyle w:val="ListParagraph"/>
+        <w:numPr>
+          <w:ilvl w:val="0"/>
+          <w:numId w:val="1"/>
+        </w:numPr>
+        <w:spacing w:after="60"/>
+      </w:pPr>
+      <w:r>
+        <w:t xml:space="preserve">~Rs475 Cr income-tax demand remains under appeal; legacy NSEL/IIFL Commodities property-attachment matter still on file - no new escalation found this pass</w:t>
+      </w:r>
+    </w:p>
+    <w:p>
+      <w:pPr>
+        <w:spacing w:after="120"/>
+      </w:pPr>
+      <w:r>
+        <w:rPr>
+          <w:b/>
+          <w:bCs/>
+          <w:sz w:val="20"/>
+          <w:szCs w:val="20"/>
+        </w:rPr>
+        <w:t xml:space="preserve">Quarterly trend (last ~4 quarters + concall commentary):</w:t>
+      </w:r>
+    </w:p>
+    <w:p>
+      <w:pPr>
+        <w:pStyle w:val="ListParagraph"/>
+        <w:numPr>
+          <w:ilvl w:val="0"/>
+          <w:numId w:val="1"/>
+        </w:numPr>
+        <w:spacing w:after="60"/>
+      </w:pPr>
+      <w:r>
+        <w:t xml:space="preserve">Q1FY27: consolidated PAT (pre-NCI) Rs713 Cr, +160% YoY / +14% QoQ; revenue from operations Rs3,919 Cr vs Rs2,953 Cr Q1FY26</w:t>
+      </w:r>
+    </w:p>
+    <w:p>
+      <w:pPr>
+        <w:pStyle w:val="ListParagraph"/>
+        <w:numPr>
+          <w:ilvl w:val="0"/>
+          <w:numId w:val="1"/>
+        </w:numPr>
+        <w:spacing w:after="60"/>
+      </w:pPr>
+      <w:r>
+        <w:t xml:space="preserve">AUM Rs1,15,523 Cr (+38% YoY); gold loans Rs58,406 Cr (+114% YoY, still recovering off the ban-year base)</w:t>
+      </w:r>
+    </w:p>
+    <w:p>
+      <w:pPr>
+        <w:pStyle w:val="ListParagraph"/>
+        <w:numPr>
+          <w:ilvl w:val="0"/>
+          <w:numId w:val="1"/>
+        </w:numPr>
+        <w:spacing w:after="60"/>
+      </w:pPr>
+      <w:r>
+        <w:t xml:space="preserve">GNPA improved to 1.6% (from 2.3% YoY); NNPA to 0.8% (from 1.1%)</w:t>
+      </w:r>
+    </w:p>
+    <w:p>
+      <w:pPr>
+        <w:pStyle w:val="ListParagraph"/>
+        <w:numPr>
+          <w:ilvl w:val="0"/>
+          <w:numId w:val="1"/>
+        </w:numPr>
+        <w:spacing w:after="60"/>
+      </w:pPr>
+      <w:r>
+        <w:t xml:space="preserve">ROE 19.5-24.3% (range across reported methodologies), ROA 3.1%</w:t>
+      </w:r>
+    </w:p>
+    <w:p>
+      <w:pPr>
+        <w:pStyle w:val="ListParagraph"/>
+        <w:numPr>
+          <w:ilvl w:val="0"/>
+          <w:numId w:val="1"/>
+        </w:numPr>
+        <w:spacing w:after="60"/>
+      </w:pPr>
+      <w:r>
+        <w:t xml:space="preserve">FY27 guidance issued alongside the Q1 print: AUM growth 16-20%, ROE ~25%, ROA 3.1-3.3%, credit costs 1.5-1.7% - implies AUM growth decelerating sharply from the current 38% pace as the ban-year low base laps</w:t>
+      </w:r>
+    </w:p>
+    <w:p>
+      <w:pPr>
+        <w:spacing w:after="120"/>
+      </w:pPr>
+      <w:r>
+        <w:rPr>
+          <w:b/>
+          <w:bCs/>
+          <w:sz w:val="20"/>
+          <w:szCs w:val="20"/>
+        </w:rPr>
+        <w:t xml:space="preserve">Exchange announcements (last 6 months):</w:t>
+      </w:r>
+    </w:p>
+    <w:p>
+      <w:pPr>
+        <w:pStyle w:val="ListParagraph"/>
+        <w:numPr>
+          <w:ilvl w:val="0"/>
+          <w:numId w:val="1"/>
+        </w:numPr>
+        <w:spacing w:after="60"/>
+      </w:pPr>
+      <w:r>
+        <w:t xml:space="preserve">Business Standard/Reuters-linked reporting (Sep-2026): Blackstone in early-stage talks to buy some/all of Fairfax's 15.2% IIFL Finance stake (~$2.9bn value) as Fairfax weighs a full exit to help fund its own IDBI Bank acquisition; deal still unconfirmed, could change</w:t>
+      </w:r>
+    </w:p>
+    <w:p>
+      <w:pPr>
+        <w:pStyle w:val="ListParagraph"/>
+        <w:numPr>
+          <w:ilvl w:val="0"/>
+          <w:numId w:val="1"/>
+        </w:numPr>
+        <w:spacing w:after="60"/>
+      </w:pPr>
+      <w:r>
+        <w:t xml:space="preserve">CRISIL rating reaffirmation Mar-2026 (no change from Jan-2026)</w:t>
+      </w:r>
+    </w:p>
+    <w:p>
+      <w:pPr>
+        <w:pStyle w:val="ListParagraph"/>
+        <w:numPr>
+          <w:ilvl w:val="0"/>
+          <w:numId w:val="1"/>
+        </w:numPr>
+        <w:spacing w:after="60"/>
+      </w:pPr>
+      <w:r>
+        <w:t xml:space="preserve">ICRA Negative-outlook rationale published Feb-2026</w:t>
+      </w:r>
+    </w:p>
+    <w:p>
+      <w:pPr>
+        <w:pStyle w:val="ListParagraph"/>
+        <w:numPr>
+          <w:ilvl w:val="0"/>
+          <w:numId w:val="1"/>
+        </w:numPr>
+        <w:spacing w:after="60"/>
+      </w:pPr>
+      <w:r>
+        <w:t xml:space="preserve">Promoter/PAC no-encumbrance disclosure filed Apr-2026 for FY26</w:t>
+      </w:r>
+    </w:p>
+    <w:p>
+      <w:pPr>
+        <w:spacing w:after="120"/>
+      </w:pPr>
+      <w:r>
+        <w:rPr>
+          <w:b/>
+          <w:bCs/>
+          <w:sz w:val="20"/>
+          <w:szCs w:val="20"/>
+        </w:rPr>
+        <w:t xml:space="preserve">Key new facts vs. the prior write-up:</w:t>
+      </w:r>
+    </w:p>
+    <w:p>
+      <w:pPr>
+        <w:pStyle w:val="ListParagraph"/>
+        <w:numPr>
+          <w:ilvl w:val="0"/>
+          <w:numId w:val="1"/>
+        </w:numPr>
+        <w:spacing w:after="60"/>
+      </w:pPr>
+      <w:r>
+        <w:t xml:space="preserve">FY27 is the first post-ban year with explicit management guidance (ROE ~25%, AUM +16-20%) - a materially more bullish signal than the data file previously had (no guidance reviewed)</w:t>
+      </w:r>
+    </w:p>
+    <w:p>
+      <w:pPr>
+        <w:pStyle w:val="ListParagraph"/>
+        <w:numPr>
+          <w:ilvl w:val="0"/>
+          <w:numId w:val="1"/>
+        </w:numPr>
+        <w:spacing w:after="60"/>
+      </w:pPr>
+      <w:r>
+        <w:t xml:space="preserve">ICRA's Negative outlook and the standalone capital-adequacy metric (net vulnerable book 81% of Tier-1, Dec-25) is a genuinely new, live caution not in the original write-up</w:t>
+      </w:r>
+    </w:p>
+    <w:p>
+      <w:pPr>
+        <w:pStyle w:val="ListParagraph"/>
+        <w:numPr>
+          <w:ilvl w:val="0"/>
+          <w:numId w:val="1"/>
+        </w:numPr>
+        <w:spacing w:after="60"/>
+      </w:pPr>
+      <w:r>
+        <w:t xml:space="preserve">The Blackstone-Fairfax stake story has moved from a single trusted-X snippet to independently corroborated financial-press reporting, though the deal itself remains unconfirmed and is Fairfax-driven (IDBI Bank bid), not an IIFL-side catalyst</w:t>
+      </w:r>
+    </w:p>
+    <w:p>
+      <w:pPr>
+        <w:pStyle w:val="ListParagraph"/>
+        <w:numPr>
+          <w:ilvl w:val="0"/>
+          <w:numId w:val="1"/>
+        </w:numPr>
+        <w:spacing w:after="60"/>
+      </w:pPr>
+      <w:r>
+        <w:t xml:space="preserve">Asset quality is improving, not just recovering - GNPA/NNPA are now below year-ago levels, a genuinely positive signal beyond simple normalisation</w:t>
+      </w:r>
+    </w:p>
+    <w:p>
+      <w:pPr>
+        <w:spacing w:after="120"/>
+      </w:pPr>
+      <w:r>
+        <w:rPr>
+          <w:b/>
+          <w:bCs/>
+          <w:sz w:val="20"/>
+          <w:szCs w:val="20"/>
+        </w:rPr>
+        <w:t xml:space="preserve">Open questions / what to watch:</w:t>
+      </w:r>
+    </w:p>
+    <w:p>
+      <w:pPr>
+        <w:pStyle w:val="ListParagraph"/>
+        <w:numPr>
+          <w:ilvl w:val="0"/>
+          <w:numId w:val="1"/>
+        </w:numPr>
+        <w:spacing w:after="60"/>
+      </w:pPr>
+      <w:r>
+        <w:t xml:space="preserve">Will the ICRA-flagged standalone capital-adequacy stress require a capital raise (dilutive) before it resolves, or does it moderate organically as the vulnerable book seasons?</w:t>
+      </w:r>
+    </w:p>
+    <w:p>
+      <w:pPr>
+        <w:pStyle w:val="ListParagraph"/>
+        <w:numPr>
+          <w:ilvl w:val="0"/>
+          <w:numId w:val="1"/>
+        </w:numPr>
+        <w:spacing w:after="60"/>
+      </w:pPr>
+      <w:r>
+        <w:t xml:space="preserve">Does the Blackstone-Fairfax deal (if it closes) bring fresh primary capital to IIFL, or is it purely a secondary sale between Fairfax and Blackstone with no balance-sheet impact for the company?</w:t>
+      </w:r>
+    </w:p>
+    <w:p>
+      <w:pPr>
+        <w:pStyle w:val="ListParagraph"/>
+        <w:numPr>
+          <w:ilvl w:val="0"/>
+          <w:numId w:val="1"/>
+        </w:numPr>
+        <w:spacing w:after="60"/>
+      </w:pPr>
+      <w:r>
+        <w:t xml:space="preserve">Can FY27 guidance (ROE ~25%) actually be delivered without a repeat of the compliance issues that triggered the 2024 ban, given this is the first guidance cycle post-recovery?</w:t>
+      </w:r>
+    </w:p>
+    <w:p>
+      <w:pPr>
+        <w:spacing w:after="120" w:before="120"/>
+      </w:pPr>
+      <w:r>
+        <w:rPr>
+          <w:b/>
+          <w:bCs/>
+          <w:sz w:val="20"/>
+          <w:szCs w:val="20"/>
+        </w:rPr>
+        <w:t xml:space="preserve">Conviction impact: </w:t>
+      </w:r>
+      <w:r>
+        <w:rPr>
+          <w:sz w:val="20"/>
+          <w:szCs w:val="20"/>
+        </w:rPr>
+        <w:t xml:space="preserve">Medium -&gt; Medium. Filings confirm the recovery is real and arguably ahead of what the light pass captured (Q1FY27 PAT +160% YoY, GNPA/NNPA improving, explicit ~25% ROE FY27 guidance), but a freshly-surfaced ICRA Negative outlook on standalone capital adequacy is a real, live offsetting caution the original write-up didn't have. The two roughly cancel out; the large-cap size cap (four_box re-derived to 1.5, hard 'neither') remains the dominant constraint either way.</w:t>
+      </w:r>
+    </w:p>
+    <w:p>
+      <w:pPr>
+        <w:pStyle w:val="Heading1"/>
+        <w:spacing w:after="120" w:before="280"/>
+      </w:pPr>
+      <w:r>
+        <w:t xml:space="preserve">Guidance &amp; Expectation Gap</w:t>
+      </w:r>
+    </w:p>
+    <w:p>
+      <w:pPr>
+        <w:spacing w:after="120"/>
+      </w:pPr>
       <w:r>
         <w:rPr>
           <w:i/>
@@ -380,6 +834,1786 @@
           <w:sz w:val="18"/>
           <w:szCs w:val="18"/>
         </w:rPr>
+        <w:t xml:space="preserve">Management guidance decoded into commitments, graded on the expectation → action → operational → commercial → financial ladder, then compared to what the current price appears to assume. Method: playbook/guidance-and-expectation-gap.md.</w:t>
+      </w:r>
+    </w:p>
+    <w:p>
+      <w:pPr>
+        <w:spacing w:after="120"/>
+      </w:pPr>
+      <w:r>
+        <w:rPr>
+          <w:b/>
+          <w:bCs/>
+          <w:sz w:val="20"/>
+          <w:szCs w:val="20"/>
+        </w:rPr>
+        <w:t xml:space="preserve">Commitment ladder (most-proven first):</w:t>
+      </w:r>
+    </w:p>
+    <w:tbl>
+      <w:tblPr>
+        <w:tblW w:type="dxa" w:w="9000"/>
+        <w:tblBorders>
+          <w:top w:val="single" w:color="auto" w:sz="4"/>
+          <w:left w:val="single" w:color="auto" w:sz="4"/>
+          <w:bottom w:val="single" w:color="auto" w:sz="4"/>
+          <w:right w:val="single" w:color="auto" w:sz="4"/>
+          <w:insideH w:val="single" w:color="auto" w:sz="4"/>
+          <w:insideV w:val="single" w:color="auto" w:sz="4"/>
+        </w:tblBorders>
+      </w:tblPr>
+      <w:tblGrid>
+        <w:gridCol w:w="1100"/>
+        <w:gridCol w:w="2600"/>
+        <w:gridCol w:w="2400"/>
+        <w:gridCol w:w="900"/>
+        <w:gridCol w:w="1200"/>
+        <w:gridCol w:w="800"/>
+      </w:tblGrid>
+      <w:tr>
+        <w:trPr>
+          <w:tblHeader/>
+        </w:trPr>
+        <w:tc>
+          <w:tcPr>
+            <w:tcW w:type="dxa" w:w="1100"/>
+            <w:shd w:fill="F2F2F2" w:val="clear"/>
+          </w:tcPr>
+          <w:p>
+            <w:r>
+              <w:rPr>
+                <w:b/>
+                <w:bCs/>
+                <w:sz w:val="18"/>
+                <w:szCs w:val="18"/>
+              </w:rPr>
+              <w:t xml:space="preserve">Area</w:t>
+            </w:r>
+          </w:p>
+        </w:tc>
+        <w:tc>
+          <w:tcPr>
+            <w:tcW w:type="dxa" w:w="2600"/>
+            <w:shd w:fill="F2F2F2" w:val="clear"/>
+          </w:tcPr>
+          <w:p>
+            <w:r>
+              <w:rPr>
+                <w:b/>
+                <w:bCs/>
+                <w:sz w:val="18"/>
+                <w:szCs w:val="18"/>
+              </w:rPr>
+              <w:t xml:space="preserve">Commitment</w:t>
+            </w:r>
+          </w:p>
+        </w:tc>
+        <w:tc>
+          <w:tcPr>
+            <w:tcW w:type="dxa" w:w="2400"/>
+            <w:shd w:fill="F2F2F2" w:val="clear"/>
+          </w:tcPr>
+          <w:p>
+            <w:r>
+              <w:rPr>
+                <w:b/>
+                <w:bCs/>
+                <w:sz w:val="18"/>
+                <w:szCs w:val="18"/>
+              </w:rPr>
+              <w:t xml:space="preserve">Specifics</w:t>
+            </w:r>
+          </w:p>
+        </w:tc>
+        <w:tc>
+          <w:tcPr>
+            <w:tcW w:type="dxa" w:w="900"/>
+            <w:shd w:fill="F2F2F2" w:val="clear"/>
+          </w:tcPr>
+          <w:p>
+            <w:r>
+              <w:rPr>
+                <w:b/>
+                <w:bCs/>
+                <w:sz w:val="18"/>
+                <w:szCs w:val="18"/>
+              </w:rPr>
+              <w:t xml:space="preserve">By when</w:t>
+            </w:r>
+          </w:p>
+        </w:tc>
+        <w:tc>
+          <w:tcPr>
+            <w:tcW w:type="dxa" w:w="1200"/>
+            <w:shd w:fill="F2F2F2" w:val="clear"/>
+          </w:tcPr>
+          <w:p>
+            <w:r>
+              <w:rPr>
+                <w:b/>
+                <w:bCs/>
+                <w:sz w:val="18"/>
+                <w:szCs w:val="18"/>
+              </w:rPr>
+              <w:t xml:space="preserve">Stage</w:t>
+            </w:r>
+          </w:p>
+        </w:tc>
+        <w:tc>
+          <w:tcPr>
+            <w:tcW w:type="dxa" w:w="800"/>
+            <w:shd w:fill="F2F2F2" w:val="clear"/>
+          </w:tcPr>
+          <w:p>
+            <w:r>
+              <w:rPr>
+                <w:b/>
+                <w:bCs/>
+                <w:sz w:val="18"/>
+                <w:szCs w:val="18"/>
+              </w:rPr>
+              <w:t xml:space="preserve">Thesis-critical</w:t>
+            </w:r>
+          </w:p>
+        </w:tc>
+      </w:tr>
+      <w:tr>
+        <w:tc>
+          <w:tcPr>
+            <w:tcW w:type="dxa" w:w="1100"/>
+          </w:tcPr>
+          <w:p>
+            <w:r>
+              <w:rPr>
+                <w:b w:val="false"/>
+                <w:bCs w:val="false"/>
+                <w:sz w:val="18"/>
+                <w:szCs w:val="18"/>
+              </w:rPr>
+              <w:t xml:space="preserve">balance_sheet</w:t>
+            </w:r>
+          </w:p>
+        </w:tc>
+        <w:tc>
+          <w:tcPr>
+            <w:tcW w:type="dxa" w:w="2600"/>
+          </w:tcPr>
+          <w:p>
+            <w:r>
+              <w:rPr>
+                <w:b w:val="false"/>
+                <w:bCs w:val="false"/>
+                <w:sz w:val="18"/>
+                <w:szCs w:val="18"/>
+              </w:rPr>
+              <w:t xml:space="preserve">Resolve standalone capital-adequacy stress flagged by ICRA</w:t>
+            </w:r>
+          </w:p>
+        </w:tc>
+        <w:tc>
+          <w:tcPr>
+            <w:tcW w:type="dxa" w:w="2400"/>
+          </w:tcPr>
+          <w:p>
+            <w:r>
+              <w:rPr>
+                <w:b w:val="false"/>
+                <w:bCs w:val="false"/>
+                <w:sz w:val="18"/>
+                <w:szCs w:val="18"/>
+              </w:rPr>
+              <w:t xml:space="preserve">net vulnerable book 81% of Tier-1 (Dec-25), down from 97% (Mar-25)</w:t>
+            </w:r>
+          </w:p>
+        </w:tc>
+        <w:tc>
+          <w:tcPr>
+            <w:tcW w:type="dxa" w:w="900"/>
+          </w:tcPr>
+          <w:p>
+            <w:r>
+              <w:rPr>
+                <w:b w:val="false"/>
+                <w:bCs w:val="false"/>
+                <w:sz w:val="18"/>
+                <w:szCs w:val="18"/>
+              </w:rPr>
+              <w:t xml:space="preserve">12M</w:t>
+            </w:r>
+          </w:p>
+        </w:tc>
+        <w:tc>
+          <w:tcPr>
+            <w:tcW w:type="dxa" w:w="1200"/>
+          </w:tcPr>
+          <w:p>
+            <w:r>
+              <w:rPr>
+                <w:b w:val="false"/>
+                <w:bCs w:val="false"/>
+                <w:sz w:val="18"/>
+                <w:szCs w:val="18"/>
+              </w:rPr>
+              <w:t xml:space="preserve">action</w:t>
+            </w:r>
+          </w:p>
+        </w:tc>
+        <w:tc>
+          <w:tcPr>
+            <w:tcW w:type="dxa" w:w="800"/>
+          </w:tcPr>
+          <w:p>
+            <w:r>
+              <w:rPr>
+                <w:b w:val="false"/>
+                <w:bCs w:val="false"/>
+                <w:sz w:val="18"/>
+                <w:szCs w:val="18"/>
+              </w:rPr>
+              <w:t xml:space="preserve">yes</w:t>
+            </w:r>
+          </w:p>
+        </w:tc>
+      </w:tr>
+      <w:tr>
+        <w:tc>
+          <w:tcPr>
+            <w:tcW w:type="dxa" w:w="1100"/>
+          </w:tcPr>
+          <w:p>
+            <w:r>
+              <w:rPr>
+                <w:b w:val="false"/>
+                <w:bCs w:val="false"/>
+                <w:sz w:val="18"/>
+                <w:szCs w:val="18"/>
+              </w:rPr>
+              <w:t xml:space="preserve">growth</w:t>
+            </w:r>
+          </w:p>
+        </w:tc>
+        <w:tc>
+          <w:tcPr>
+            <w:tcW w:type="dxa" w:w="2600"/>
+          </w:tcPr>
+          <w:p>
+            <w:r>
+              <w:rPr>
+                <w:b w:val="false"/>
+                <w:bCs w:val="false"/>
+                <w:sz w:val="18"/>
+                <w:szCs w:val="18"/>
+              </w:rPr>
+              <w:t xml:space="preserve">FY27 AUM growth guidance</w:t>
+            </w:r>
+          </w:p>
+        </w:tc>
+        <w:tc>
+          <w:tcPr>
+            <w:tcW w:type="dxa" w:w="2400"/>
+          </w:tcPr>
+          <w:p>
+            <w:r>
+              <w:rPr>
+                <w:b w:val="false"/>
+                <w:bCs w:val="false"/>
+                <w:sz w:val="18"/>
+                <w:szCs w:val="18"/>
+              </w:rPr>
+              <w:t xml:space="preserve">AUM growth 16-20%, issued alongside the Q1FY27 print</w:t>
+            </w:r>
+          </w:p>
+        </w:tc>
+        <w:tc>
+          <w:tcPr>
+            <w:tcW w:type="dxa" w:w="900"/>
+          </w:tcPr>
+          <w:p>
+            <w:r>
+              <w:rPr>
+                <w:b w:val="false"/>
+                <w:bCs w:val="false"/>
+                <w:sz w:val="18"/>
+                <w:szCs w:val="18"/>
+              </w:rPr>
+              <w:t xml:space="preserve">FY27</w:t>
+            </w:r>
+          </w:p>
+        </w:tc>
+        <w:tc>
+          <w:tcPr>
+            <w:tcW w:type="dxa" w:w="1200"/>
+          </w:tcPr>
+          <w:p>
+            <w:r>
+              <w:rPr>
+                <w:b w:val="false"/>
+                <w:bCs w:val="false"/>
+                <w:sz w:val="18"/>
+                <w:szCs w:val="18"/>
+              </w:rPr>
+              <w:t xml:space="preserve">expectation</w:t>
+            </w:r>
+          </w:p>
+        </w:tc>
+        <w:tc>
+          <w:tcPr>
+            <w:tcW w:type="dxa" w:w="800"/>
+          </w:tcPr>
+          <w:p>
+            <w:r>
+              <w:rPr>
+                <w:b w:val="false"/>
+                <w:bCs w:val="false"/>
+                <w:sz w:val="18"/>
+                <w:szCs w:val="18"/>
+              </w:rPr>
+              <w:t xml:space="preserve">yes</w:t>
+            </w:r>
+          </w:p>
+        </w:tc>
+      </w:tr>
+      <w:tr>
+        <w:tc>
+          <w:tcPr>
+            <w:tcW w:type="dxa" w:w="1100"/>
+          </w:tcPr>
+          <w:p>
+            <w:r>
+              <w:rPr>
+                <w:b w:val="false"/>
+                <w:bCs w:val="false"/>
+                <w:sz w:val="18"/>
+                <w:szCs w:val="18"/>
+              </w:rPr>
+              <w:t xml:space="preserve">margin</w:t>
+            </w:r>
+          </w:p>
+        </w:tc>
+        <w:tc>
+          <w:tcPr>
+            <w:tcW w:type="dxa" w:w="2600"/>
+          </w:tcPr>
+          <w:p>
+            <w:r>
+              <w:rPr>
+                <w:b w:val="false"/>
+                <w:bCs w:val="false"/>
+                <w:sz w:val="18"/>
+                <w:szCs w:val="18"/>
+              </w:rPr>
+              <w:t xml:space="preserve">FY27 ROE ~25% / ROA 3.1-3.3% / credit cost 1.5-1.7% guidance</w:t>
+            </w:r>
+          </w:p>
+        </w:tc>
+        <w:tc>
+          <w:tcPr>
+            <w:tcW w:type="dxa" w:w="2400"/>
+          </w:tcPr>
+          <w:p>
+            <w:r>
+              <w:rPr>
+                <w:b w:val="false"/>
+                <w:bCs w:val="false"/>
+                <w:sz w:val="18"/>
+                <w:szCs w:val="18"/>
+              </w:rPr>
+              <w:t xml:space="preserve">issued alongside Q1FY27 results</w:t>
+            </w:r>
+          </w:p>
+        </w:tc>
+        <w:tc>
+          <w:tcPr>
+            <w:tcW w:type="dxa" w:w="900"/>
+          </w:tcPr>
+          <w:p>
+            <w:r>
+              <w:rPr>
+                <w:b w:val="false"/>
+                <w:bCs w:val="false"/>
+                <w:sz w:val="18"/>
+                <w:szCs w:val="18"/>
+              </w:rPr>
+              <w:t xml:space="preserve">FY27</w:t>
+            </w:r>
+          </w:p>
+        </w:tc>
+        <w:tc>
+          <w:tcPr>
+            <w:tcW w:type="dxa" w:w="1200"/>
+          </w:tcPr>
+          <w:p>
+            <w:r>
+              <w:rPr>
+                <w:b w:val="false"/>
+                <w:bCs w:val="false"/>
+                <w:sz w:val="18"/>
+                <w:szCs w:val="18"/>
+              </w:rPr>
+              <w:t xml:space="preserve">expectation</w:t>
+            </w:r>
+          </w:p>
+        </w:tc>
+        <w:tc>
+          <w:tcPr>
+            <w:tcW w:type="dxa" w:w="800"/>
+          </w:tcPr>
+          <w:p>
+            <w:r>
+              <w:rPr>
+                <w:b w:val="false"/>
+                <w:bCs w:val="false"/>
+                <w:sz w:val="18"/>
+                <w:szCs w:val="18"/>
+              </w:rPr>
+              <w:t xml:space="preserve">yes</w:t>
+            </w:r>
+          </w:p>
+        </w:tc>
+      </w:tr>
+      <w:tr>
+        <w:tc>
+          <w:tcPr>
+            <w:tcW w:type="dxa" w:w="1100"/>
+          </w:tcPr>
+          <w:p>
+            <w:r>
+              <w:rPr>
+                <w:b w:val="false"/>
+                <w:bCs w:val="false"/>
+                <w:sz w:val="18"/>
+                <w:szCs w:val="18"/>
+              </w:rPr>
+              <w:t xml:space="preserve">strategy</w:t>
+            </w:r>
+          </w:p>
+        </w:tc>
+        <w:tc>
+          <w:tcPr>
+            <w:tcW w:type="dxa" w:w="2600"/>
+          </w:tcPr>
+          <w:p>
+            <w:r>
+              <w:rPr>
+                <w:b w:val="false"/>
+                <w:bCs w:val="false"/>
+                <w:sz w:val="18"/>
+                <w:szCs w:val="18"/>
+              </w:rPr>
+              <w:t xml:space="preserve">Possible Blackstone acquisition of Fairfax's 15.2% stake</w:t>
+            </w:r>
+          </w:p>
+        </w:tc>
+        <w:tc>
+          <w:tcPr>
+            <w:tcW w:type="dxa" w:w="2400"/>
+          </w:tcPr>
+          <w:p>
+            <w:r>
+              <w:rPr>
+                <w:b w:val="false"/>
+                <w:bCs w:val="false"/>
+                <w:sz w:val="18"/>
+                <w:szCs w:val="18"/>
+              </w:rPr>
+              <w:t xml:space="preserve">up to 20% stake; Fairfax exit tied to its own IDBI Bank bid; ~$2.9bn value</w:t>
+            </w:r>
+          </w:p>
+        </w:tc>
+        <w:tc>
+          <w:tcPr>
+            <w:tcW w:type="dxa" w:w="900"/>
+          </w:tcPr>
+          <w:p>
+            <w:r>
+              <w:rPr>
+                <w:b w:val="false"/>
+                <w:bCs w:val="false"/>
+                <w:sz w:val="18"/>
+                <w:szCs w:val="18"/>
+              </w:rPr>
+              <w:t xml:space="preserve">6M</w:t>
+            </w:r>
+          </w:p>
+        </w:tc>
+        <w:tc>
+          <w:tcPr>
+            <w:tcW w:type="dxa" w:w="1200"/>
+          </w:tcPr>
+          <w:p>
+            <w:r>
+              <w:rPr>
+                <w:b w:val="false"/>
+                <w:bCs w:val="false"/>
+                <w:sz w:val="18"/>
+                <w:szCs w:val="18"/>
+              </w:rPr>
+              <w:t xml:space="preserve">expectation</w:t>
+            </w:r>
+          </w:p>
+        </w:tc>
+        <w:tc>
+          <w:tcPr>
+            <w:tcW w:type="dxa" w:w="800"/>
+          </w:tcPr>
+          <w:p>
+            <w:r>
+              <w:rPr>
+                <w:b w:val="false"/>
+                <w:bCs w:val="false"/>
+                <w:sz w:val="18"/>
+                <w:szCs w:val="18"/>
+              </w:rPr>
+              <w:t xml:space="preserve"/>
+            </w:r>
+          </w:p>
+        </w:tc>
+      </w:tr>
+    </w:tbl>
+    <w:p>
+      <w:pPr>
+        <w:spacing w:after="60" w:before="120"/>
+      </w:pPr>
+      <w:r>
+        <w:rPr>
+          <w:b/>
+          <w:bCs/>
+          <w:sz w:val="20"/>
+          <w:szCs w:val="20"/>
+        </w:rPr>
+        <w:t xml:space="preserve">Earnings chain: </w:t>
+      </w:r>
+      <w:r>
+        <w:rPr>
+          <w:b w:val="false"/>
+          <w:bCs w:val="false"/>
+          <w:sz w:val="20"/>
+          <w:szCs w:val="20"/>
+        </w:rPr>
+        <w:t xml:space="preserve">gold price + AUM growth</w:t>
+      </w:r>
+      <w:r>
+        <w:rPr>
+          <w:color w:val="666666"/>
+          <w:sz w:val="20"/>
+          <w:szCs w:val="20"/>
+        </w:rPr>
+        <w:t xml:space="preserve"> → </w:t>
+      </w:r>
+      <w:r>
+        <w:rPr>
+          <w:b w:val="false"/>
+          <w:bCs w:val="false"/>
+          <w:sz w:val="20"/>
+          <w:szCs w:val="20"/>
+        </w:rPr>
+        <w:t xml:space="preserve">gold-loan book rebuild</w:t>
+      </w:r>
+      <w:r>
+        <w:rPr>
+          <w:color w:val="666666"/>
+          <w:sz w:val="20"/>
+          <w:szCs w:val="20"/>
+        </w:rPr>
+        <w:t xml:space="preserve"> → </w:t>
+      </w:r>
+      <w:r>
+        <w:rPr>
+          <w:b w:val="false"/>
+          <w:bCs w:val="false"/>
+          <w:sz w:val="20"/>
+          <w:szCs w:val="20"/>
+        </w:rPr>
+        <w:t xml:space="preserve">off-book/assignment income share</w:t>
+      </w:r>
+      <w:r>
+        <w:rPr>
+          <w:color w:val="666666"/>
+          <w:sz w:val="20"/>
+          <w:szCs w:val="20"/>
+        </w:rPr>
+        <w:t xml:space="preserve"> → </w:t>
+      </w:r>
+      <w:r>
+        <w:rPr>
+          <w:b w:val="false"/>
+          <w:bCs w:val="false"/>
+          <w:sz w:val="20"/>
+          <w:szCs w:val="20"/>
+        </w:rPr>
+        <w:t xml:space="preserve">NIM + credit cost</w:t>
+      </w:r>
+      <w:r>
+        <w:rPr>
+          <w:color w:val="666666"/>
+          <w:sz w:val="20"/>
+          <w:szCs w:val="20"/>
+        </w:rPr>
+        <w:t xml:space="preserve"> → </w:t>
+      </w:r>
+      <w:r>
+        <w:rPr>
+          <w:b w:val="false"/>
+          <w:bCs w:val="false"/>
+          <w:sz w:val="20"/>
+          <w:szCs w:val="20"/>
+        </w:rPr>
+        <w:t xml:space="preserve">ROE / PAT</w:t>
+      </w:r>
+    </w:p>
+    <w:p>
+      <w:pPr>
+        <w:spacing w:after="120"/>
+      </w:pPr>
+      <w:r>
+        <w:rPr>
+          <w:color w:val="666666"/>
+          <w:sz w:val="18"/>
+          <w:szCs w:val="18"/>
+        </w:rPr>
+        <w:t xml:space="preserve">Bottleneck link: standalone capital adequacy / Tier-1 buffer (ICRA Negative outlook).</w:t>
+      </w:r>
+    </w:p>
+    <w:p>
+      <w:pPr>
+        <w:spacing w:after="120"/>
+      </w:pPr>
+      <w:r>
+        <w:rPr>
+          <w:color w:val="666666"/>
+          <w:sz w:val="18"/>
+          <w:szCs w:val="18"/>
+        </w:rPr>
+        <w:t xml:space="preserve">Operating leverage: yes - scale + off-book model visible in the Q1FY27 print (PAT +160% YoY on AUM +38%)</w:t>
+      </w:r>
+    </w:p>
+    <w:p>
+      <w:pPr>
+        <w:spacing w:after="120"/>
+      </w:pPr>
+      <w:r>
+        <w:rPr>
+          <w:color w:val="666666"/>
+          <w:sz w:val="18"/>
+          <w:szCs w:val="18"/>
+        </w:rPr>
+        <w:t xml:space="preserve">Evidenced: AUM growth; gold-loan book rebuild; PAT growth; GNPA/NNPA improvement. Still assumed: ROE sustaining at the ~25% guided level; capital adequacy resolving without a dilutive raise.</w:t>
+      </w:r>
+    </w:p>
+    <w:p>
+      <w:pPr>
+        <w:spacing w:after="120"/>
+      </w:pPr>
+      <w:r>
+        <w:rPr>
+          <w:b/>
+          <w:bCs/>
+          <w:sz w:val="20"/>
+          <w:szCs w:val="20"/>
+        </w:rPr>
+        <w:t xml:space="preserve">Market expectation vs. our path:</w:t>
+      </w:r>
+    </w:p>
+    <w:tbl>
+      <w:tblPr>
+        <w:tblW w:type="dxa" w:w="9000"/>
+        <w:tblBorders>
+          <w:top w:val="single" w:color="auto" w:sz="4"/>
+          <w:left w:val="single" w:color="auto" w:sz="4"/>
+          <w:bottom w:val="single" w:color="auto" w:sz="4"/>
+          <w:right w:val="single" w:color="auto" w:sz="4"/>
+          <w:insideH w:val="single" w:color="auto" w:sz="4"/>
+          <w:insideV w:val="single" w:color="auto" w:sz="4"/>
+        </w:tblBorders>
+      </w:tblPr>
+      <w:tblGrid>
+        <w:gridCol w:w="3200"/>
+        <w:gridCol w:w="5800"/>
+      </w:tblGrid>
+      <w:tr>
+        <w:tc>
+          <w:tcPr>
+            <w:tcW w:type="dxa" w:w="3200"/>
+            <w:shd w:fill="F2F2F2" w:val="clear"/>
+          </w:tcPr>
+          <w:p>
+            <w:r>
+              <w:rPr>
+                <w:b/>
+                <w:bCs/>
+              </w:rPr>
+              <w:t xml:space="preserve">As of</w:t>
+            </w:r>
+          </w:p>
+        </w:tc>
+        <w:tc>
+          <w:tcPr>
+            <w:tcW w:type="dxa" w:w="5800"/>
+          </w:tcPr>
+          <w:p>
+            <w:r>
+              <w:t xml:space="preserve">2026-09-18</w:t>
+            </w:r>
+          </w:p>
+        </w:tc>
+      </w:tr>
+      <w:tr>
+        <w:tc>
+          <w:tcPr>
+            <w:tcW w:type="dxa" w:w="3200"/>
+            <w:shd w:fill="F2F2F2" w:val="clear"/>
+          </w:tcPr>
+          <w:p>
+            <w:r>
+              <w:rPr>
+                <w:b/>
+                <w:bCs/>
+              </w:rPr>
+              <w:t xml:space="preserve">Price / multiple</w:t>
+            </w:r>
+          </w:p>
+        </w:tc>
+        <w:tc>
+          <w:tcPr>
+            <w:tcW w:type="dxa" w:w="5800"/>
+          </w:tcPr>
+          <w:p>
+            <w:r>
+              <w:t xml:space="preserve">Rs 600 · 12.2x P/E</w:t>
+            </w:r>
+          </w:p>
+        </w:tc>
+      </w:tr>
+      <w:tr>
+        <w:tc>
+          <w:tcPr>
+            <w:tcW w:type="dxa" w:w="3200"/>
+            <w:shd w:fill="F2F2F2" w:val="clear"/>
+          </w:tcPr>
+          <w:p>
+            <w:r>
+              <w:rPr>
+                <w:b/>
+                <w:bCs/>
+              </w:rPr>
+              <w:t xml:space="preserve">Right valuation lens</w:t>
+            </w:r>
+          </w:p>
+        </w:tc>
+        <w:tc>
+          <w:tcPr>
+            <w:tcW w:type="dxa" w:w="5800"/>
+          </w:tcPr>
+          <w:p>
+            <w:r>
+              <w:t xml:space="preserve">P/B</w:t>
+            </w:r>
+          </w:p>
+        </w:tc>
+      </w:tr>
+      <w:tr>
+        <w:tc>
+          <w:tcPr>
+            <w:tcW w:type="dxa" w:w="3200"/>
+            <w:shd w:fill="F2F2F2" w:val="clear"/>
+          </w:tcPr>
+          <w:p>
+            <w:r>
+              <w:rPr>
+                <w:b/>
+                <w:bCs/>
+              </w:rPr>
+              <w:t xml:space="preserve">Price implies</w:t>
+            </w:r>
+          </w:p>
+        </w:tc>
+        <w:tc>
+          <w:tcPr>
+            <w:tcW w:type="dxa" w:w="5800"/>
+          </w:tcPr>
+          <w:p>
+            <w:r>
+              <w:t xml:space="preserve">~1.8x book (price ~600 / book ~327) is consistent with sustaining a ~20-25% ROE; it doesn't require heroic growth, but does assume the FY27 25% ROE guidance holds and the ICRA-flagged capital-adequacy stress resolves without a dilutive raise</w:t>
+            </w:r>
+          </w:p>
+        </w:tc>
+      </w:tr>
+      <w:tr>
+        <w:tc>
+          <w:tcPr>
+            <w:tcW w:type="dxa" w:w="3200"/>
+            <w:shd w:fill="F2F2F2" w:val="clear"/>
+          </w:tcPr>
+          <w:p>
+            <w:r>
+              <w:rPr>
+                <w:b/>
+                <w:bCs/>
+              </w:rPr>
+              <w:t xml:space="preserve">Our FY27</w:t>
+            </w:r>
+          </w:p>
+        </w:tc>
+        <w:tc>
+          <w:tcPr>
+            <w:tcW w:type="dxa" w:w="5800"/>
+          </w:tcPr>
+          <w:p>
+            <w:r>
+              <w:t xml:space="preserve">Management guided AUM +16-20%, ROE ~25%, ROA 3.1-3.3%, credit cost 1.5-1.7% - broadly credible given the Q1FY27 print (PAT +160% YoY, GNPA down to 1.6%), though it is the first post-ban guidance cycle with no delivery track record yet</w:t>
+            </w:r>
+          </w:p>
+        </w:tc>
+      </w:tr>
+      <w:tr>
+        <w:tc>
+          <w:tcPr>
+            <w:tcW w:type="dxa" w:w="3200"/>
+            <w:shd w:fill="F2F2F2" w:val="clear"/>
+          </w:tcPr>
+          <w:p>
+            <w:r>
+              <w:rPr>
+                <w:b/>
+                <w:bCs/>
+              </w:rPr>
+              <w:t xml:space="preserve">Our FY28</w:t>
+            </w:r>
+          </w:p>
+        </w:tc>
+        <w:tc>
+          <w:tcPr>
+            <w:tcW w:type="dxa" w:w="5800"/>
+          </w:tcPr>
+          <w:p>
+            <w:r>
+              <w:t xml:space="preserve">Not estimable with confidence - no FY28 guidance given</w:t>
+            </w:r>
+          </w:p>
+        </w:tc>
+      </w:tr>
+      <w:tr>
+        <w:tc>
+          <w:tcPr>
+            <w:tcW w:type="dxa" w:w="3200"/>
+            <w:shd w:fill="F2F2F2" w:val="clear"/>
+          </w:tcPr>
+          <w:p>
+            <w:r>
+              <w:rPr>
+                <w:b/>
+                <w:bCs/>
+              </w:rPr>
+              <w:t xml:space="preserve">Gap direction</w:t>
+            </w:r>
+          </w:p>
+        </w:tc>
+        <w:tc>
+          <w:tcPr>
+            <w:tcW w:type="dxa" w:w="5800"/>
+          </w:tcPr>
+          <w:p>
+            <w:r>
+              <w:t xml:space="preserve">partially-priced</w:t>
+            </w:r>
+          </w:p>
+        </w:tc>
+      </w:tr>
+      <w:tr>
+        <w:tc>
+          <w:tcPr>
+            <w:tcW w:type="dxa" w:w="3200"/>
+            <w:shd w:fill="F2F2F2" w:val="clear"/>
+          </w:tcPr>
+          <w:p>
+            <w:r>
+              <w:rPr>
+                <w:b/>
+                <w:bCs/>
+              </w:rPr>
+              <w:t xml:space="preserve">Gap type</w:t>
+            </w:r>
+          </w:p>
+        </w:tc>
+        <w:tc>
+          <w:tcPr>
+            <w:tcW w:type="dxa" w:w="5800"/>
+          </w:tcPr>
+          <w:p>
+            <w:r>
+              <w:t xml:space="preserve">margin</w:t>
+            </w:r>
+          </w:p>
+        </w:tc>
+      </w:tr>
+      <w:tr>
+        <w:tc>
+          <w:tcPr>
+            <w:tcW w:type="dxa" w:w="3200"/>
+            <w:shd w:fill="F2F2F2" w:val="clear"/>
+          </w:tcPr>
+          <w:p>
+            <w:r>
+              <w:rPr>
+                <w:b/>
+                <w:bCs/>
+              </w:rPr>
+              <w:t xml:space="preserve">Gap magnitude</w:t>
+            </w:r>
+          </w:p>
+        </w:tc>
+        <w:tc>
+          <w:tcPr>
+            <w:tcW w:type="dxa" w:w="5800"/>
+          </w:tcPr>
+          <w:p>
+            <w:r>
+              <w:t xml:space="preserve">not estimable</w:t>
+            </w:r>
+          </w:p>
+        </w:tc>
+      </w:tr>
+      <w:tr>
+        <w:tc>
+          <w:tcPr>
+            <w:tcW w:type="dxa" w:w="3200"/>
+            <w:shd w:fill="F2F2F2" w:val="clear"/>
+          </w:tcPr>
+          <w:p>
+            <w:r>
+              <w:rPr>
+                <w:b/>
+                <w:bCs/>
+              </w:rPr>
+              <w:t xml:space="preserve">Gap basis</w:t>
+            </w:r>
+          </w:p>
+        </w:tc>
+        <w:tc>
+          <w:tcPr>
+            <w:tcW w:type="dxa" w:w="5800"/>
+          </w:tcPr>
+          <w:p>
+            <w:r>
+              <w:t xml:space="preserve">The market price/book already captures much of the operational recovery; the ICRA Negative outlook on standalone capital adequacy is a real, unresolved overhang the multiple isn't ignoring (the stock hasn't re-rated to pre-ban multiples despite the strong recent print)</w:t>
+            </w:r>
+          </w:p>
+        </w:tc>
+      </w:tr>
+      <w:tr>
+        <w:tc>
+          <w:tcPr>
+            <w:tcW w:type="dxa" w:w="3200"/>
+            <w:shd w:fill="F2F2F2" w:val="clear"/>
+          </w:tcPr>
+          <w:p>
+            <w:r>
+              <w:rPr>
+                <w:b/>
+                <w:bCs/>
+              </w:rPr>
+              <w:t xml:space="preserve">Evidence quality</w:t>
+            </w:r>
+          </w:p>
+        </w:tc>
+        <w:tc>
+          <w:tcPr>
+            <w:tcW w:type="dxa" w:w="5800"/>
+          </w:tcPr>
+          <w:p>
+            <w:r>
+              <w:t xml:space="preserve">monitor</w:t>
+            </w:r>
+          </w:p>
+        </w:tc>
+      </w:tr>
+    </w:tbl>
+    <w:p>
+      <w:pPr>
+        <w:spacing w:after="120"/>
+      </w:pPr>
+      <w:r>
+        <w:rPr>
+          <w:i/>
+          <w:iCs/>
+          <w:color w:val="666666"/>
+          <w:sz w:val="16"/>
+          <w:szCs w:val="16"/>
+        </w:rPr>
+        <w:t xml:space="preserve">no broker consensus; implied path is a reverse-P/E estimate + screener.in forward figures + VP thread view</w:t>
+      </w:r>
+    </w:p>
+    <w:p>
+      <w:pPr>
+        <w:spacing w:after="120" w:before="120"/>
+      </w:pPr>
+      <w:r>
+        <w:rPr>
+          <w:b/>
+          <w:bCs/>
+          <w:sz w:val="20"/>
+          <w:szCs w:val="20"/>
+        </w:rPr>
+        <w:t xml:space="preserve">Catalyst: </w:t>
+      </w:r>
+      <w:r>
+        <w:rPr>
+          <w:sz w:val="20"/>
+          <w:szCs w:val="20"/>
+        </w:rPr>
+        <w:t xml:space="preserve">Q2/Q3 FY27 prints confirming the ROE trajectory toward ~25% guidance, plus any update on the ICRA capital-adequacy concern and the Blackstone-Fairfax stake talks</w:t>
+      </w:r>
+      <w:r>
+        <w:rPr>
+          <w:color w:val="666666"/>
+          <w:sz w:val="18"/>
+          <w:szCs w:val="18"/>
+        </w:rPr>
+        <w:t xml:space="preserve"> (window ~6M from 2026-09-18; undated; evidence med; pending)</w:t>
+      </w:r>
+    </w:p>
+    <w:p>
+      <w:pPr>
+        <w:pStyle w:val="Heading1"/>
+        <w:spacing w:after="120" w:before="280"/>
+      </w:pPr>
+      <w:r>
+        <w:t xml:space="preserve">Ishmohit-Lens Checks (value chain · earnings quality · growth trajectory · management · quality metrics · track record · global-signal check)</w:t>
+      </w:r>
+    </w:p>
+    <w:p>
+      <w:pPr>
+        <w:spacing w:after="120"/>
+      </w:pPr>
+      <w:r>
+        <w:rPr>
+          <w:i/>
+          <w:iCs/>
+          <w:color w:val="666666"/>
+          <w:sz w:val="18"/>
+          <w:szCs w:val="18"/>
+        </w:rPr>
+        <w:t xml:space="preserve">Extra checks drawn from @ishmohit1 / SOIC methodology (playbook/ishmohit-soic-style.md): where the company sits in its value chain and what the supply side is doing, whether a margin/PAT inflection is structural or a cyclical peak, the rate-of-change of growth vs. what the multiple demands, and management quality as a positive attribute.</w:t>
+      </w:r>
+    </w:p>
+    <w:p>
+      <w:pPr>
+        <w:spacing w:after="60" w:before="120"/>
+      </w:pPr>
+      <w:r>
+        <w:rPr>
+          <w:b/>
+          <w:bCs/>
+          <w:sz w:val="20"/>
+          <w:szCs w:val="20"/>
+        </w:rPr>
+        <w:t xml:space="preserve">Earnings quality: </w:t>
+      </w:r>
+      <w:r>
+        <w:rPr>
+          <w:sz w:val="20"/>
+          <w:szCs w:val="20"/>
+        </w:rPr>
+        <w:t xml:space="preserve">margin driver mixed</w:t>
+      </w:r>
+      <w:r>
+        <w:rPr>
+          <w:b/>
+          <w:bCs/>
+          <w:color w:val="A32020"/>
+          <w:sz w:val="20"/>
+          <w:szCs w:val="20"/>
+        </w:rPr>
+        <w:t xml:space="preserve">  — PEAK-MARGIN RISK: do not capitalise current margins</w:t>
+      </w:r>
+    </w:p>
+    <w:p>
+      <w:pPr>
+        <w:spacing w:after="120"/>
+      </w:pPr>
+      <w:r>
+        <w:rPr>
+          <w:color w:val="666666"/>
+          <w:sz w:val="18"/>
+          <w:szCs w:val="18"/>
+        </w:rPr>
+        <w:t xml:space="preserve">Drivers: gold-price tailwind lifting gold-loan AUM/income; off-book/assignment income growing as a share of revenue; operating leverage as the book re-scales post-ban.</w:t>
+      </w:r>
+    </w:p>
+    <w:p>
+      <w:pPr>
+        <w:spacing w:after="120"/>
+      </w:pPr>
+      <w:r>
+        <w:rPr>
+          <w:color w:val="666666"/>
+          <w:sz w:val="18"/>
+          <w:szCs w:val="18"/>
+        </w:rPr>
+        <w:t xml:space="preserve">Current ROE prints (19.5-24.3%, Q1FY27) reflect a low base recovering off the FY25 ban-year trough plus a gold-price tailwind; FY27 guidance of ~25% ROE assumes this holds, but a defensible through-cycle ROE for a diversified retail NBFC with this governance/capital-adequacy profile is likely lower, closer to high-teens.</w:t>
+      </w:r>
+    </w:p>
+    <w:p>
+      <w:pPr>
+        <w:spacing w:after="60" w:before="120"/>
+      </w:pPr>
+      <w:r>
+        <w:rPr>
+          <w:b/>
+          <w:bCs/>
+          <w:sz w:val="20"/>
+          <w:szCs w:val="20"/>
+        </w:rPr>
+        <w:t xml:space="preserve">Growth trajectory: </w:t>
+      </w:r>
+      <w:r>
+        <w:rPr>
+          <w:b/>
+          <w:bCs/>
+          <w:color w:val="A32020"/>
+          <w:sz w:val="20"/>
+          <w:szCs w:val="20"/>
+        </w:rPr>
+        <w:t xml:space="preserve">YoY growth rate is decelerating</w:t>
+      </w:r>
+    </w:p>
+    <w:p>
+      <w:pPr>
+        <w:spacing w:after="120"/>
+      </w:pPr>
+      <w:r>
+        <w:rPr>
+          <w:color w:val="666666"/>
+          <w:sz w:val="18"/>
+          <w:szCs w:val="18"/>
+        </w:rPr>
+        <w:t xml:space="preserve">AUM growth is decelerating off the ban-year trough: +38% YoY as of Q1FY27 (gold loans +114% YoY off a very low base), but FY27 guidance of just 16-20% AUM growth implies this rate normalising sharply through the year. PAT YoY: FY26 +183%, Q1FY27 +160%/+14% QoQ - also a high-but-decelerating growth-off-a-trough pattern, not a steady-state rate.</w:t>
+      </w:r>
+    </w:p>
+    <w:p>
+      <w:pPr>
+        <w:spacing w:after="120"/>
+      </w:pPr>
+      <w:r>
+        <w:rPr>
+          <w:color w:val="666666"/>
+          <w:sz w:val="18"/>
+          <w:szCs w:val="18"/>
+        </w:rPr>
+        <w:t xml:space="preserve">Reverse P/E: 12.2x P/E / 1.8x P/B does not require heroic forward growth if ROE sustains near 20-25%; the multiple is roughly pricing a normalising, not accelerating, recovery.</w:t>
+      </w:r>
+    </w:p>
+    <w:p>
+      <w:pPr>
+        <w:spacing w:after="120"/>
+      </w:pPr>
+      <w:r>
+        <w:rPr>
+          <w:b/>
+          <w:bCs/>
+          <w:sz w:val="20"/>
+          <w:szCs w:val="20"/>
+        </w:rPr>
+        <w:t xml:space="preserve">Management quality (TVGP's "P"):</w:t>
+      </w:r>
+    </w:p>
+    <w:tbl>
+      <w:tblPr>
+        <w:tblW w:type="dxa" w:w="9000"/>
+        <w:tblBorders>
+          <w:top w:val="single" w:color="auto" w:sz="4"/>
+          <w:left w:val="single" w:color="auto" w:sz="4"/>
+          <w:bottom w:val="single" w:color="auto" w:sz="4"/>
+          <w:right w:val="single" w:color="auto" w:sz="4"/>
+          <w:insideH w:val="single" w:color="auto" w:sz="4"/>
+          <w:insideV w:val="single" w:color="auto" w:sz="4"/>
+        </w:tblBorders>
+      </w:tblPr>
+      <w:tblGrid>
+        <w:gridCol w:w="3200"/>
+        <w:gridCol w:w="5800"/>
+      </w:tblGrid>
+      <w:tr>
+        <w:tc>
+          <w:tcPr>
+            <w:tcW w:type="dxa" w:w="3200"/>
+            <w:shd w:fill="F2F2F2" w:val="clear"/>
+          </w:tcPr>
+          <w:p>
+            <w:r>
+              <w:rPr>
+                <w:b/>
+                <w:bCs/>
+              </w:rPr>
+              <w:t xml:space="preserve">Assessment</w:t>
+            </w:r>
+          </w:p>
+        </w:tc>
+        <w:tc>
+          <w:tcPr>
+            <w:tcW w:type="dxa" w:w="5800"/>
+          </w:tcPr>
+          <w:p>
+            <w:r>
+              <w:t xml:space="preserve">neutral</w:t>
+            </w:r>
+          </w:p>
+        </w:tc>
+      </w:tr>
+      <w:tr>
+        <w:tc>
+          <w:tcPr>
+            <w:tcW w:type="dxa" w:w="3200"/>
+            <w:shd w:fill="F2F2F2" w:val="clear"/>
+          </w:tcPr>
+          <w:p>
+            <w:r>
+              <w:rPr>
+                <w:b/>
+                <w:bCs/>
+              </w:rPr>
+              <w:t xml:space="preserve">Capital allocation</w:t>
+            </w:r>
+          </w:p>
+        </w:tc>
+        <w:tc>
+          <w:tcPr>
+            <w:tcW w:type="dxa" w:w="5800"/>
+          </w:tcPr>
+          <w:p>
+            <w:r>
+              <w:t xml:space="preserve">Diversified retail lending model (gold/housing/MFI/digital) with co-lending/assignment scale; no major unrelated diversification observed this pass (neutral)</w:t>
+            </w:r>
+          </w:p>
+        </w:tc>
+      </w:tr>
+      <w:tr>
+        <w:tc>
+          <w:tcPr>
+            <w:tcW w:type="dxa" w:w="3200"/>
+            <w:shd w:fill="F2F2F2" w:val="clear"/>
+          </w:tcPr>
+          <w:p>
+            <w:r>
+              <w:rPr>
+                <w:b/>
+                <w:bCs/>
+              </w:rPr>
+              <w:t xml:space="preserve">Related-party trend</w:t>
+            </w:r>
+          </w:p>
+        </w:tc>
+        <w:tc>
+          <w:tcPr>
+            <w:tcW w:type="dxa" w:w="5800"/>
+          </w:tcPr>
+          <w:p>
+            <w:r>
+              <w:t xml:space="preserve">unclear</w:t>
+            </w:r>
+          </w:p>
+        </w:tc>
+      </w:tr>
+      <w:tr>
+        <w:tc>
+          <w:tcPr>
+            <w:tcW w:type="dxa" w:w="3200"/>
+            <w:shd w:fill="F2F2F2" w:val="clear"/>
+          </w:tcPr>
+          <w:p>
+            <w:r>
+              <w:rPr>
+                <w:b/>
+                <w:bCs/>
+              </w:rPr>
+              <w:t xml:space="preserve">Guidance credibility</w:t>
+            </w:r>
+          </w:p>
+        </w:tc>
+        <w:tc>
+          <w:tcPr>
+            <w:tcW w:type="dxa" w:w="5800"/>
+          </w:tcPr>
+          <w:p>
+            <w:r>
+              <w:t xml:space="preserve">mixed</w:t>
+            </w:r>
+          </w:p>
+        </w:tc>
+      </w:tr>
+      <w:tr>
+        <w:tc>
+          <w:tcPr>
+            <w:tcW w:type="dxa" w:w="3200"/>
+            <w:shd w:fill="F2F2F2" w:val="clear"/>
+          </w:tcPr>
+          <w:p>
+            <w:r>
+              <w:rPr>
+                <w:b/>
+                <w:bCs/>
+              </w:rPr>
+              <w:t xml:space="preserve">Shareholder returns</w:t>
+            </w:r>
+          </w:p>
+        </w:tc>
+        <w:tc>
+          <w:tcPr>
+            <w:tcW w:type="dxa" w:w="5800"/>
+          </w:tcPr>
+          <w:p>
+            <w:r>
+              <w:t xml:space="preserve">initiated</w:t>
+            </w:r>
+          </w:p>
+        </w:tc>
+      </w:tr>
+      <w:tr>
+        <w:tc>
+          <w:tcPr>
+            <w:tcW w:type="dxa" w:w="3200"/>
+            <w:shd w:fill="F2F2F2" w:val="clear"/>
+          </w:tcPr>
+          <w:p>
+            <w:r>
+              <w:rPr>
+                <w:b/>
+                <w:bCs/>
+              </w:rPr>
+              <w:t xml:space="preserve">Capability ladder / VAP</w:t>
+            </w:r>
+          </w:p>
+        </w:tc>
+        <w:tc>
+          <w:tcPr>
+            <w:tcW w:type="dxa" w:w="5800"/>
+          </w:tcPr>
+          <w:p>
+            <w:r>
+              <w:t xml:space="preserve">—</w:t>
+            </w:r>
+          </w:p>
+        </w:tc>
+      </w:tr>
+    </w:tbl>
+    <w:p>
+      <w:pPr>
+        <w:spacing w:after="120"/>
+      </w:pPr>
+      <w:r>
+        <w:rPr>
+          <w:b/>
+          <w:bCs/>
+          <w:sz w:val="20"/>
+          <w:szCs w:val="20"/>
+        </w:rPr>
+        <w:t xml:space="preserve">Quality metrics (ROCE · debt · FCF · margin · capex):</w:t>
+      </w:r>
+    </w:p>
+    <w:tbl>
+      <w:tblPr>
+        <w:tblW w:type="dxa" w:w="9000"/>
+        <w:tblBorders>
+          <w:top w:val="single" w:color="auto" w:sz="4"/>
+          <w:left w:val="single" w:color="auto" w:sz="4"/>
+          <w:bottom w:val="single" w:color="auto" w:sz="4"/>
+          <w:right w:val="single" w:color="auto" w:sz="4"/>
+          <w:insideH w:val="single" w:color="auto" w:sz="4"/>
+          <w:insideV w:val="single" w:color="auto" w:sz="4"/>
+        </w:tblBorders>
+      </w:tblPr>
+      <w:tblGrid>
+        <w:gridCol w:w="3200"/>
+        <w:gridCol w:w="5800"/>
+      </w:tblGrid>
+      <w:tr>
+        <w:tc>
+          <w:tcPr>
+            <w:tcW w:type="dxa" w:w="3200"/>
+            <w:shd w:fill="F2F2F2" w:val="clear"/>
+          </w:tcPr>
+          <w:p>
+            <w:r>
+              <w:rPr>
+                <w:b/>
+                <w:bCs/>
+              </w:rPr>
+              <w:t xml:space="preserve">Assessment</w:t>
+            </w:r>
+          </w:p>
+        </w:tc>
+        <w:tc>
+          <w:tcPr>
+            <w:tcW w:type="dxa" w:w="5800"/>
+          </w:tcPr>
+          <w:p>
+            <w:r>
+              <w:t xml:space="preserve">neutral</w:t>
+            </w:r>
+          </w:p>
+        </w:tc>
+      </w:tr>
+      <w:tr>
+        <w:tc>
+          <w:tcPr>
+            <w:tcW w:type="dxa" w:w="3200"/>
+            <w:shd w:fill="F2F2F2" w:val="clear"/>
+          </w:tcPr>
+          <w:p>
+            <w:r>
+              <w:rPr>
+                <w:b/>
+                <w:bCs/>
+              </w:rPr>
+              <w:t xml:space="preserve">ROCE</w:t>
+            </w:r>
+          </w:p>
+        </w:tc>
+        <w:tc>
+          <w:tcPr>
+            <w:tcW w:type="dxa" w:w="5800"/>
+          </w:tcPr>
+          <w:p>
+            <w:r>
+              <w:t xml:space="preserve">13% (improving)</w:t>
+            </w:r>
+          </w:p>
+        </w:tc>
+      </w:tr>
+      <w:tr>
+        <w:tc>
+          <w:tcPr>
+            <w:tcW w:type="dxa" w:w="3200"/>
+            <w:shd w:fill="F2F2F2" w:val="clear"/>
+          </w:tcPr>
+          <w:p>
+            <w:r>
+              <w:rPr>
+                <w:b/>
+                <w:bCs/>
+              </w:rPr>
+              <w:t xml:space="preserve">Leverage</w:t>
+            </w:r>
+          </w:p>
+        </w:tc>
+        <w:tc>
+          <w:tcPr>
+            <w:tcW w:type="dxa" w:w="5800"/>
+          </w:tcPr>
+          <w:p>
+            <w:r>
+              <w:t xml:space="preserve">—</w:t>
+            </w:r>
+          </w:p>
+        </w:tc>
+      </w:tr>
+      <w:tr>
+        <w:tc>
+          <w:tcPr>
+            <w:tcW w:type="dxa" w:w="3200"/>
+            <w:shd w:fill="F2F2F2" w:val="clear"/>
+          </w:tcPr>
+          <w:p>
+            <w:r>
+              <w:rPr>
+                <w:b/>
+                <w:bCs/>
+              </w:rPr>
+              <w:t xml:space="preserve">FCF conversion</w:t>
+            </w:r>
+          </w:p>
+        </w:tc>
+        <w:tc>
+          <w:tcPr>
+            <w:tcW w:type="dxa" w:w="5800"/>
+          </w:tcPr>
+          <w:p>
+            <w:r>
+              <w:t xml:space="preserve">—</w:t>
+            </w:r>
+          </w:p>
+        </w:tc>
+      </w:tr>
+      <w:tr>
+        <w:tc>
+          <w:tcPr>
+            <w:tcW w:type="dxa" w:w="3200"/>
+            <w:shd w:fill="F2F2F2" w:val="clear"/>
+          </w:tcPr>
+          <w:p>
+            <w:r>
+              <w:rPr>
+                <w:b/>
+                <w:bCs/>
+              </w:rPr>
+              <w:t xml:space="preserve">Margin trend</w:t>
+            </w:r>
+          </w:p>
+        </w:tc>
+        <w:tc>
+          <w:tcPr>
+            <w:tcW w:type="dxa" w:w="5800"/>
+          </w:tcPr>
+          <w:p>
+            <w:r>
+              <w:t xml:space="preserve">stable</w:t>
+            </w:r>
+          </w:p>
+        </w:tc>
+      </w:tr>
+      <w:tr>
+        <w:tc>
+          <w:tcPr>
+            <w:tcW w:type="dxa" w:w="3200"/>
+            <w:shd w:fill="F2F2F2" w:val="clear"/>
+          </w:tcPr>
+          <w:p>
+            <w:r>
+              <w:rPr>
+                <w:b/>
+                <w:bCs/>
+              </w:rPr>
+              <w:t xml:space="preserve">Capex efficiency</w:t>
+            </w:r>
+          </w:p>
+        </w:tc>
+        <w:tc>
+          <w:tcPr>
+            <w:tcW w:type="dxa" w:w="5800"/>
+          </w:tcPr>
+          <w:p>
+            <w:r>
+              <w:t xml:space="preserve">unclear</w:t>
+            </w:r>
+          </w:p>
+        </w:tc>
+      </w:tr>
+    </w:tbl>
+    <w:p>
+      <w:pPr>
+        <w:spacing w:after="60" w:before="120"/>
+      </w:pPr>
+      <w:r>
+        <w:rPr>
+          <w:b/>
+          <w:bCs/>
+          <w:sz w:val="20"/>
+          <w:szCs w:val="20"/>
+        </w:rPr>
+        <w:t xml:space="preserve">Track record (Coffee Can persistence check): </w:t>
+      </w:r>
+      <w:r>
+        <w:rPr>
+          <w:sz w:val="20"/>
+          <w:szCs w:val="20"/>
+        </w:rPr>
+        <w:t xml:space="preserve">cleared revenue growth ≥10% AND ROCE ≥15% in 3 of the last 5 years (consistency_score 60)</w:t>
+      </w:r>
+    </w:p>
+    <w:p>
+      <w:pPr>
+        <w:spacing w:after="120"/>
+      </w:pPr>
+      <w:r>
+        <w:rPr>
+          <w:color w:val="666666"/>
+          <w:sz w:val="18"/>
+          <w:szCs w:val="18"/>
+        </w:rPr>
+        <w:t xml:space="preserve">Uses total revenue/income (in place of 'revenue growth', not meaningful in the same sense for an NBFC) and ROE (in place of ROCE). FY22 (+17.1% revenue, ROE 20%), FY23 (+20.8%, ROE 19%) and FY24 (+24.0%, ROE 18%) each cleared BOTH &gt;=10% growth and &gt;=15% ROE; FY25 broke the streak on revenue (-2.3%, the RBI gold-loan-ban year) and FY26 on ROE (13%, still recovering) despite revenue growth resuming (+30.6%). Q1FY27 ROE (19.5-24.3%) and FY27 guidance (~25% ROE) suggest the recovery is on track to re-clear the bar in FY27, unconfirmed until the full year reports.</w:t>
+      </w:r>
+    </w:p>
+    <w:p>
+      <w:pPr>
+        <w:pStyle w:val="Heading1"/>
+        <w:spacing w:after="120" w:before="280"/>
+      </w:pPr>
+      <w:r>
+        <w:t xml:space="preserve">Fundamentals-Gap Checks (shareholding · working capital · sector KPIs · scenario analysis)</w:t>
+      </w:r>
+    </w:p>
+    <w:p>
+      <w:pPr>
+        <w:spacing w:after="120"/>
+      </w:pPr>
+      <w:r>
+        <w:rPr>
+          <w:i/>
+          <w:iCs/>
+          <w:color w:val="666666"/>
+          <w:sz w:val="18"/>
+          <w:szCs w:val="18"/>
+        </w:rPr>
+        <w:t xml:space="preserve">Extra fundamentals extracted from the same filings — informational only, not yet consumed by any scoring script.</w:t>
+      </w:r>
+    </w:p>
+    <w:p>
+      <w:pPr>
+        <w:spacing w:after="120"/>
+      </w:pPr>
+      <w:r>
+        <w:rPr>
+          <w:b/>
+          <w:bCs/>
+          <w:sz w:val="20"/>
+          <w:szCs w:val="20"/>
+        </w:rPr>
+        <w:t xml:space="preserve">Sector KPIs:</w:t>
+      </w:r>
+    </w:p>
+    <w:p>
+      <w:pPr>
+        <w:pStyle w:val="ListParagraph"/>
+        <w:numPr>
+          <w:ilvl w:val="0"/>
+          <w:numId w:val="1"/>
+        </w:numPr>
+        <w:spacing w:after="60"/>
+      </w:pPr>
+      <w:r>
+        <w:t xml:space="preserve">AUM: Rs 1,15,523 Cr, +38% YoY (Q1FY27) (improving) — growth guided to decelerate to 16-20% for FY27</w:t>
+      </w:r>
+    </w:p>
+    <w:p>
+      <w:pPr>
+        <w:pStyle w:val="ListParagraph"/>
+        <w:numPr>
+          <w:ilvl w:val="0"/>
+          <w:numId w:val="1"/>
+        </w:numPr>
+        <w:spacing w:after="60"/>
+      </w:pPr>
+      <w:r>
+        <w:t xml:space="preserve">Gold loan AUM: Rs 58,406 Cr, +114% YoY (Q1FY27) (improving) — off the low FY25 ban-year base</w:t>
+      </w:r>
+    </w:p>
+    <w:p>
+      <w:pPr>
+        <w:pStyle w:val="ListParagraph"/>
+        <w:numPr>
+          <w:ilvl w:val="0"/>
+          <w:numId w:val="1"/>
+        </w:numPr>
+        <w:spacing w:after="60"/>
+      </w:pPr>
+      <w:r>
+        <w:t xml:space="preserve">GNPA / NNPA: 1.6% / 0.8% (Q1FY27), down from 2.3% / 1.1% YoY (improving)</w:t>
+      </w:r>
+    </w:p>
+    <w:p>
+      <w:pPr>
+        <w:pStyle w:val="ListParagraph"/>
+        <w:numPr>
+          <w:ilvl w:val="0"/>
+          <w:numId w:val="1"/>
+        </w:numPr>
+        <w:spacing w:after="60"/>
+      </w:pPr>
+      <w:r>
+        <w:t xml:space="preserve">ROE / ROA: 19.5-24.3% / 3.1% (Q1FY27); FY27 guidance ROE ~25%, ROA 3.1-3.3% (improving)</w:t>
+      </w:r>
+    </w:p>
+    <w:p>
+      <w:pPr>
+        <w:pStyle w:val="Heading1"/>
+        <w:spacing w:after="120" w:before="280"/>
+      </w:pPr>
+      <w:r>
+        <w:t xml:space="preserve">Technical Read (Weekly / Monthly MACD + Bollinger Bands, or RSI/CCI/Williams %R proxy)</w:t>
+      </w:r>
+    </w:p>
+    <w:p>
+      <w:pPr>
+        <w:spacing w:after="120"/>
+      </w:pPr>
+      <w:r>
+        <w:t xml:space="preserve">Near 52-week high after the post-ban recovery; not pulled in detail - verdict turns on size + governance, not the chart.</w:t>
+      </w:r>
+    </w:p>
+    <w:p>
+      <w:pPr>
+        <w:pStyle w:val="Heading1"/>
+        <w:spacing w:after="120" w:before="280"/>
+      </w:pPr>
+      <w:r>
+        <w:t xml:space="preserve">ValuePickr Community Signal</w:t>
+      </w:r>
+    </w:p>
+    <w:p>
+      <w:pPr>
+        <w:spacing w:after="120"/>
+      </w:pPr>
+      <w:r>
+        <w:t xml:space="preserve">ValuePickr thread 1092 (retail-focused diversified NBFC) - 220+ posts. Recent activity is dominated by @ranvir (trusted, elevated) posting neutral quarter-by-quarter concall summaries: recovery on track, gold book rebuilt, off-book income rising, MFI stress. No fresh high-conviction call in the recent window; the historic thread carried a 2024 'Landmine Detected' bear report during the ban. The @a_basumallick Blackstone/Fairfax snippet (Sep-2026) is not yet discussed in-thread.</w:t>
+      </w:r>
+    </w:p>
+    <w:p>
+      <w:pPr>
+        <w:spacing w:after="120"/>
+      </w:pPr>
+      <w:r>
+        <w:rPr>
+          <w:b/>
+          <w:bCs/>
+          <w:sz w:val="20"/>
+          <w:szCs w:val="20"/>
+        </w:rPr>
+        <w:t xml:space="preserve">High-conviction call from a top contributor: </w:t>
+      </w:r>
+      <w:r>
+        <w:rPr>
+          <w:sz w:val="20"/>
+          <w:szCs w:val="20"/>
+        </w:rPr>
+        <w:t xml:space="preserve">Trusted-user @ranvir posts regular, balanced results/concall notes - informational, not a conviction call. @a_basumallick relayed a CNBC-TV18 snippet (Blackstone up to 20% stake / Fairfax exit) with neutral framing and no view; this pass finds the story independently corroborated by mainstream financial press.</w:t>
+      </w:r>
+    </w:p>
+    <w:p>
+      <w:pPr>
+        <w:pStyle w:val="Heading1"/>
+        <w:spacing w:after="120" w:before="280"/>
+      </w:pPr>
+      <w:r>
+        <w:t xml:space="preserve">Trusted-User Signals (Ongoing)</w:t>
+      </w:r>
+    </w:p>
+    <w:p>
+      <w:pPr>
+        <w:spacing w:after="120"/>
+      </w:pPr>
+      <w:r>
+        <w:rPr>
+          <w:i/>
+          <w:iCs/>
+          <w:color w:val="666666"/>
+          <w:sz w:val="18"/>
+          <w:szCs w:val="18"/>
+        </w:rPr>
+        <w:t xml:space="preserve">Every time a trusted user expresses clear conviction on this stock, most recent first — this section accumulates over time, it isn't a one-time snapshot.</w:t>
+      </w:r>
+    </w:p>
+    <w:p>
+      <w:pPr>
+        <w:spacing w:after="100"/>
+      </w:pPr>
+      <w:r>
+        <w:rPr>
+          <w:b/>
+          <w:bCs/>
+          <w:sz w:val="20"/>
+          <w:szCs w:val="20"/>
+        </w:rPr>
+        <w:t xml:space="preserve">2026-09-08 — undefined</w:t>
+      </w:r>
+      <w:r>
+        <w:rPr>
+          <w:i/>
+          <w:iCs/>
+          <w:color w:val="666666"/>
+          <w:sz w:val="18"/>
+          <w:szCs w:val="18"/>
+        </w:rPr>
         <w:t xml:space="preserve"/>
       </w:r>
       <w:r>
@@ -405,7 +2639,7 @@
         <w:spacing w:after="120"/>
       </w:pPr>
       <w:r>
-        <w:t xml:space="preserve">No fresh SEBI / fraud order. Governance history is a standing negative: the RBI gold-loan ban (2024) followed compliance findings; legacy NSEL / IIFL Commodities property-attachment matter (Maharashtra govt); a ~Rs 475 Cr income-tax demand under appeal. No red-flag tier - these are known, disclosed and being worked through, not an active fraud order.</w:t>
+        <w:t xml:space="preserve">No fresh SEBI / fraud order. Governance history is a standing negative: the RBI gold-loan ban (2024, lifted 19-Sep-2024) followed compliance findings; legacy NSEL / IIFL Commodities property-attachment matter (Maharashtra govt); a ~Rs 475 Cr income-tax demand under appeal. Promoters/PAC confirmed zero encumbrance/pledge on shares through FY26 (filed Apr-2026). No red-flag tier - these are known, disclosed and being worked through, not an active fraud order.</w:t>
       </w:r>
     </w:p>
     <w:p>
@@ -427,59 +2661,85 @@
         <w:spacing w:after="60"/>
       </w:pPr>
       <w:r>
-        <w:t xml:space="preserve">Full operational recovery: FY26 PAT +183%, ROE ~19.5%, AUM +38%</w:t>
-      </w:r>
-    </w:p>
-    <w:p>
-      <w:pPr>
-        <w:pStyle w:val="ListParagraph"/>
-        <w:numPr>
-          <w:ilvl w:val="0"/>
-          <w:numId w:val="1"/>
-        </w:numPr>
-        <w:spacing w:after="60"/>
-      </w:pPr>
-      <w:r>
-        <w:t xml:space="preserve">Gold-loan book rebuilt +~150% YoY; gold price tailwind flows to PAT</w:t>
-      </w:r>
-    </w:p>
-    <w:p>
-      <w:pPr>
-        <w:pStyle w:val="ListParagraph"/>
-        <w:numPr>
-          <w:ilvl w:val="0"/>
-          <w:numId w:val="1"/>
-        </w:numPr>
-        <w:spacing w:after="60"/>
-      </w:pPr>
-      <w:r>
-        <w:t xml:space="preserve">Diversified retail mix (gold, housing/LAP, MFI, digital) + large co-lending model</w:t>
-      </w:r>
-    </w:p>
-    <w:p>
-      <w:pPr>
-        <w:pStyle w:val="ListParagraph"/>
-        <w:numPr>
-          <w:ilvl w:val="0"/>
-          <w:numId w:val="1"/>
-        </w:numPr>
-        <w:spacing w:after="60"/>
-      </w:pPr>
-      <w:r>
-        <w:t xml:space="preserve">Potential Blackstone stake could bring capital / distribution (unconfirmed snippet)</w:t>
-      </w:r>
-    </w:p>
-    <w:p>
-      <w:pPr>
-        <w:pStyle w:val="ListParagraph"/>
-        <w:numPr>
-          <w:ilvl w:val="0"/>
-          <w:numId w:val="1"/>
-        </w:numPr>
-        <w:spacing w:after="60"/>
-      </w:pPr>
-      <w:r>
-        <w:t xml:space="preserve">~1.8x book / ~13x earnings is not demanding for ~20% ROE</w:t>
+        <w:t xml:space="preserve">Continuing operational recovery, now stronger than the light pass captured: Q1FY27 PAT +160% YoY (+14% QoQ), AUM +38% YoY to Rs 1.15 lakh Cr</w:t>
+      </w:r>
+    </w:p>
+    <w:p>
+      <w:pPr>
+        <w:pStyle w:val="ListParagraph"/>
+        <w:numPr>
+          <w:ilvl w:val="0"/>
+          <w:numId w:val="1"/>
+        </w:numPr>
+        <w:spacing w:after="60"/>
+      </w:pPr>
+      <w:r>
+        <w:t xml:space="preserve">Asset quality actually improving, not just stabilising: GNPA 1.6% / NNPA 0.8% (Q1FY27), both down YoY</w:t>
+      </w:r>
+    </w:p>
+    <w:p>
+      <w:pPr>
+        <w:pStyle w:val="ListParagraph"/>
+        <w:numPr>
+          <w:ilvl w:val="0"/>
+          <w:numId w:val="1"/>
+        </w:numPr>
+        <w:spacing w:after="60"/>
+      </w:pPr>
+      <w:r>
+        <w:t xml:space="preserve">Management's first post-ban FY27 guidance is bullish: AUM +16-20%, ROE ~25%, ROA 3.1-3.3%</w:t>
+      </w:r>
+    </w:p>
+    <w:p>
+      <w:pPr>
+        <w:pStyle w:val="ListParagraph"/>
+        <w:numPr>
+          <w:ilvl w:val="0"/>
+          <w:numId w:val="1"/>
+        </w:numPr>
+        <w:spacing w:after="60"/>
+      </w:pPr>
+      <w:r>
+        <w:t xml:space="preserve">Gold-loan book rebuilt +114% YoY; gold-price tailwind still flowing through to AUM/PAT</w:t>
+      </w:r>
+    </w:p>
+    <w:p>
+      <w:pPr>
+        <w:pStyle w:val="ListParagraph"/>
+        <w:numPr>
+          <w:ilvl w:val="0"/>
+          <w:numId w:val="1"/>
+        </w:numPr>
+        <w:spacing w:after="60"/>
+      </w:pPr>
+      <w:r>
+        <w:t xml:space="preserve">Promoters confirmed zero share pledge through FY26 - clean on that dimension</w:t>
+      </w:r>
+    </w:p>
+    <w:p>
+      <w:pPr>
+        <w:pStyle w:val="ListParagraph"/>
+        <w:numPr>
+          <w:ilvl w:val="0"/>
+          <w:numId w:val="1"/>
+        </w:numPr>
+        <w:spacing w:after="60"/>
+      </w:pPr>
+      <w:r>
+        <w:t xml:space="preserve">Blackstone-Fairfax stake talks now corroborated by mainstream financial press (not just an X snippet) - could bring capital/distribution, though still early-stage and unconfirmed</w:t>
+      </w:r>
+    </w:p>
+    <w:p>
+      <w:pPr>
+        <w:pStyle w:val="ListParagraph"/>
+        <w:numPr>
+          <w:ilvl w:val="0"/>
+          <w:numId w:val="1"/>
+        </w:numPr>
+        <w:spacing w:after="60"/>
+      </w:pPr>
+      <w:r>
+        <w:t xml:space="preserve">~1.8x book / ~12.2x earnings isn't demanding if the ~25% ROE guidance holds</w:t>
       </w:r>
     </w:p>
     <w:p>
@@ -501,7 +2761,33 @@
         <w:spacing w:after="60"/>
       </w:pPr>
       <w:r>
-        <w:t xml:space="preserve">~Rs 25,700 Cr large-cap - 10x/100x is out of reach on size</w:t>
+        <w:t xml:space="preserve">~Rs 25,700 Cr large-cap - 10x/100x is out of reach on size (four_box re-derived to 1.5, hard 'neither')</w:t>
+      </w:r>
+    </w:p>
+    <w:p>
+      <w:pPr>
+        <w:pStyle w:val="ListParagraph"/>
+        <w:numPr>
+          <w:ilvl w:val="0"/>
+          <w:numId w:val="1"/>
+        </w:numPr>
+        <w:spacing w:after="60"/>
+      </w:pPr>
+      <w:r>
+        <w:t xml:space="preserve">New this pass: ICRA maintains a Negative outlook (Feb-2026) on standalone capital adequacy - net vulnerable book still ~81% of Tier-1 (Dec-25), improving from 97% but not resolved</w:t>
+      </w:r>
+    </w:p>
+    <w:p>
+      <w:pPr>
+        <w:pStyle w:val="ListParagraph"/>
+        <w:numPr>
+          <w:ilvl w:val="0"/>
+          <w:numId w:val="1"/>
+        </w:numPr>
+        <w:spacing w:after="60"/>
+      </w:pPr>
+      <w:r>
+        <w:t xml:space="preserve">CRISIL reaffirmed (not upgraded) AA/Stable - rating agencies aren't yet endorsing the recovery as complete</w:t>
       </w:r>
     </w:p>
     <w:p>
@@ -527,46 +2813,33 @@
         <w:spacing w:after="60"/>
       </w:pPr>
       <w:r>
-        <w:t xml:space="preserve">MFI-segment stress keeps provisions elevated</w:t>
-      </w:r>
-    </w:p>
-    <w:p>
-      <w:pPr>
-        <w:pStyle w:val="ListParagraph"/>
-        <w:numPr>
-          <w:ilvl w:val="0"/>
-          <w:numId w:val="1"/>
-        </w:numPr>
-        <w:spacing w:after="60"/>
-      </w:pPr>
-      <w:r>
-        <w:t xml:space="preserve">~Rs 475 Cr tax demand under appeal</w:t>
-      </w:r>
-    </w:p>
-    <w:p>
-      <w:pPr>
-        <w:pStyle w:val="ListParagraph"/>
-        <w:numPr>
-          <w:ilvl w:val="0"/>
-          <w:numId w:val="1"/>
-        </w:numPr>
-        <w:spacing w:after="60"/>
-      </w:pPr>
-      <w:r>
-        <w:t xml:space="preserve">Recovery is largely priced - stock near 52-week high</w:t>
-      </w:r>
-    </w:p>
-    <w:p>
-      <w:pPr>
-        <w:pStyle w:val="ListParagraph"/>
-        <w:numPr>
-          <w:ilvl w:val="0"/>
-          <w:numId w:val="1"/>
-        </w:numPr>
-        <w:spacing w:after="60"/>
-      </w:pPr>
-      <w:r>
-        <w:t xml:space="preserve">The trusted-X item is a neutral snippet, not a conviction call</w:t>
+        <w:t xml:space="preserve">MFI-segment stress and the ~Rs 475 Cr tax demand under appeal remain live</w:t>
+      </w:r>
+    </w:p>
+    <w:p>
+      <w:pPr>
+        <w:pStyle w:val="ListParagraph"/>
+        <w:numPr>
+          <w:ilvl w:val="0"/>
+          <w:numId w:val="1"/>
+        </w:numPr>
+        <w:spacing w:after="60"/>
+      </w:pPr>
+      <w:r>
+        <w:t xml:space="preserve">Recovery is largely priced - stock near 52-week high; FY27 guidance is unproven (first post-ban guidance cycle, no delivery track record yet)</w:t>
+      </w:r>
+    </w:p>
+    <w:p>
+      <w:pPr>
+        <w:pStyle w:val="ListParagraph"/>
+        <w:numPr>
+          <w:ilvl w:val="0"/>
+          <w:numId w:val="1"/>
+        </w:numPr>
+        <w:spacing w:after="60"/>
+      </w:pPr>
+      <w:r>
+        <w:t xml:space="preserve">The Blackstone/Fairfax stake talk is ownership churn tied to Fairfax's own IDBI Bank bid, not a management/capital-allocation catalyst for IIFL - doesn't qualify for the large-cap named-inflection exception</w:t>
       </w:r>
     </w:p>
     <w:p>
@@ -623,7 +2896,7 @@
           <w:sz w:val="20"/>
           <w:szCs w:val="20"/>
         </w:rPr>
-        <w:t xml:space="preserve">4-box gate — tailwind: weak · TAM: yes · moat: weak · valuation: weak  (score 2.5 / 4)</w:t>
+        <w:t xml:space="preserve">4-box gate — tailwind: weak · TAM: no · moat: weak · valuation: weak  (score 1.5 / 4)</w:t>
       </w:r>
     </w:p>
     <w:p>
@@ -638,7 +2911,7 @@
           <w:sz w:val="20"/>
           <w:szCs w:val="20"/>
         </w:rPr>
-        <w:t xml:space="preserve">Genuine large-cap -&gt; tam cannot deliver the required multiple (treat as 'no' for the thesis); label 'neither' on size math. tailwind weak (post-ban normalisation, not a new structural driver), moat weak (retail NBFC, governance history), valuation weak (~1.8x book, recovery priced). Large-cap inflection exception not applicable (PE stake = ownership churn).</w:t>
+        <w:t xml:space="preserve">Genuine ~Rs25,700 Cr large-cap -&gt; tam 'no' per the large-cap protocol (retail-credit TAM is large in the abstract but can't deliver the required multiple re-rating for a book this size). tailwind weak (post-ban normalisation + gold-price tailwind, decelerating per FY27's own 16-20% AUM guidance vs current 38%), moat weak (retail NBFC scale, no pricing power, governance history), valuation weak (1.8x book isn't stretched for a 20-25% ROE story, but a live ICRA Negative outlook on capital adequacy is an unresolved overhang). Score 1.5 -&gt; thesis_fit 'neither' hard, no exception applicable (Blackstone/Fairfax stake talk is ownership churn, not the management/capital-allocation turnaround the large-cap named-inflection exception requires).</w:t>
       </w:r>
     </w:p>
     <w:p>
@@ -661,85 +2934,111 @@
           <w:sz w:val="24"/>
           <w:szCs w:val="24"/>
         </w:rPr>
-        <w:t xml:space="preserve">Operationally recovered, ROE near 20%, but a large-cap NBFC with a governance history and no 10x math - and the trusted-X item is an explicit non-call. thesis_fit 'neither', conviction Medium. Tier-4.8 watch: exits with a last_analyzed_date.</w:t>
-      </w:r>
-    </w:p>
-    <w:p>
-      <w:pPr>
-        <w:pStyle w:val="ListParagraph"/>
-        <w:numPr>
-          <w:ilvl w:val="0"/>
-          <w:numId w:val="1"/>
-        </w:numPr>
-        <w:spacing w:after="60"/>
-      </w:pPr>
-      <w:r>
-        <w:t xml:space="preserve">four_box: tailwind weak (gold-price + financialisation tailwind, but the post-ban rebound is normalisation not a new structural driver), tam yes (retail-credit TAM is large), moat weak (diversified retail NBFC with distribution scale but no strong moat; governance history a negative), valuation weak (~1.8x book / ~13x earnings, recovery largely priced, near highs) -&gt; score 2.5</w:t>
-      </w:r>
-    </w:p>
-    <w:p>
-      <w:pPr>
-        <w:pStyle w:val="ListParagraph"/>
-        <w:numPr>
-          <w:ilvl w:val="0"/>
-          <w:numId w:val="1"/>
-        </w:numPr>
-        <w:spacing w:after="60"/>
-      </w:pPr>
-      <w:r>
-        <w:t xml:space="preserve">Genuine large-cap (~Rs 25,700 Cr) -&gt; tam effectively 'no' for the required multiple -&gt; thesis_fit 'neither' on size math. The large-cap named-inflection exception does NOT apply: a private-equity stake purchase is ownership churn, not the management / regulatory / capital-allocation turnaround the exception contemplates.</w:t>
-      </w:r>
-    </w:p>
-    <w:p>
-      <w:pPr>
-        <w:pStyle w:val="ListParagraph"/>
-        <w:numPr>
-          <w:ilvl w:val="0"/>
-          <w:numId w:val="1"/>
-        </w:numPr>
-        <w:spacing w:after="60"/>
-      </w:pPr>
-      <w:r>
-        <w:t xml:space="preserve">Conviction Medium: quality has genuinely recovered (ROE ~20%, AUM +38%, PAT +183%) which keeps it off Low-Medium, but the governance track record and absence of thesis fit cap it at Medium</w:t>
-      </w:r>
-    </w:p>
-    <w:p>
-      <w:pPr>
-        <w:pStyle w:val="ListParagraph"/>
-        <w:numPr>
-          <w:ilvl w:val="0"/>
-          <w:numId w:val="1"/>
-        </w:numPr>
-        <w:spacing w:after="60"/>
-      </w:pPr>
-      <w:r>
-        <w:t xml:space="preserve">Tier 4.8 (trusted-x-watch): x_watch_note quoted verbatim in trusted_signals - it was a neutral CNBC snippet relayed by @a_basumallick, not a call. Per the tier rule, a 'neither' result simply exits with a last_analyzed_date.</w:t>
-      </w:r>
-    </w:p>
-    <w:p>
-      <w:pPr>
-        <w:pStyle w:val="ListParagraph"/>
-        <w:numPr>
-          <w:ilvl w:val="0"/>
-          <w:numId w:val="1"/>
-        </w:numPr>
-        <w:spacing w:after="60"/>
-      </w:pPr>
-      <w:r>
-        <w:t xml:space="preserve">No value_chain block (large-cap lending NBFC; capital-markets-financialisation theme covers exchanges/RTAs/AMCs, not lenders)</w:t>
-      </w:r>
-    </w:p>
-    <w:p>
-      <w:pPr>
-        <w:pStyle w:val="ListParagraph"/>
-        <w:numPr>
-          <w:ilvl w:val="0"/>
-          <w:numId w:val="1"/>
-        </w:numPr>
-        <w:spacing w:after="60"/>
-      </w:pPr>
-      <w:r>
-        <w:t xml:space="preserve">No red-flag tier (disclosed, worked-through legacy matters; no active fraud order)</w:t>
+        <w:t xml:space="preserve">Operationally stronger than the light pass captured (Q1FY27 PAT +160% YoY, FY27 guidance of ~25% ROE), but still a large-cap NBFC with a governance history and a live ICRA Negative outlook on standalone capital adequacy - thesis_fit 'neither' on size math (four_box re-derived to 1.5, hard no-exception), conviction stays Medium.</w:t>
+      </w:r>
+    </w:p>
+    <w:p>
+      <w:pPr>
+        <w:pStyle w:val="ListParagraph"/>
+        <w:numPr>
+          <w:ilvl w:val="0"/>
+          <w:numId w:val="1"/>
+        </w:numPr>
+        <w:spacing w:after="60"/>
+      </w:pPr>
+      <w:r>
+        <w:t xml:space="preserve">four_box re-derived per the large-cap protocol: tailwind weak (post-ban normalisation + gold-price tailwind, not a fresh structural driver; FY27 guidance of 16-20% AUM growth is itself a deceleration from the current 38%), tam NO (genuine ~Rs25,700 Cr large-cap - retail-credit TAM is large in the abstract but can't deliver the required multiple re-rating), moat weak (diversified retail-NBFC scale, no strong pricing power, governance history), valuation weak (1.8x book/12.2x P/E isn't stretched for a 20-25% ROE story, but the ICRA Negative outlook is a live, unresolved overhang) -&gt; score 1.5 -&gt; thesis_fit 'neither' HARD, no exception needed (cleaner than the prior pass's inconsistent tam='yes'-but-treated-as-no scoring).</w:t>
+      </w:r>
+    </w:p>
+    <w:p>
+      <w:pPr>
+        <w:pStyle w:val="ListParagraph"/>
+        <w:numPr>
+          <w:ilvl w:val="0"/>
+          <w:numId w:val="1"/>
+        </w:numPr>
+        <w:spacing w:after="60"/>
+      </w:pPr>
+      <w:r>
+        <w:t xml:space="preserve">New this pass: ICRA maintained a Negative outlook (Feb-2026) citing standalone capital-adequacy stress - net vulnerable book ~81% of Tier-1 (Dec-25), down from 97% (Mar-25) but still elevated. This is a real, live, rating-agency-flagged concern the original write-up didn't have. CRISIL reaffirmed (not upgraded) AA/Stable on ~Rs22,031 Cr of debt facilities.</w:t>
+      </w:r>
+    </w:p>
+    <w:p>
+      <w:pPr>
+        <w:pStyle w:val="ListParagraph"/>
+        <w:numPr>
+          <w:ilvl w:val="0"/>
+          <w:numId w:val="1"/>
+        </w:numPr>
+        <w:spacing w:after="60"/>
+      </w:pPr>
+      <w:r>
+        <w:t xml:space="preserve">New this pass: management's first post-ban FY27 guidance (AUM +16-20%, ROE ~25%, ROA 3.1-3.3%, credit cost 1.5-1.7%) is materially bullish and Q1FY27 delivery (PAT +160% YoY, GNPA/NNPA both improving YoY) is tracking it - but it's guidance with no track record yet post-ban.</w:t>
+      </w:r>
+    </w:p>
+    <w:p>
+      <w:pPr>
+        <w:pStyle w:val="ListParagraph"/>
+        <w:numPr>
+          <w:ilvl w:val="0"/>
+          <w:numId w:val="1"/>
+        </w:numPr>
+        <w:spacing w:after="60"/>
+      </w:pPr>
+      <w:r>
+        <w:t xml:space="preserve">New this pass: the Blackstone-Fairfax stake talks are now independently corroborated by Business Standard/Reuters-linked coverage (Fairfax holds 15.2%, ~$2.9bn value, exiting to help fund its own IDBI Bank bid) - still an early-stage, unconfirmed deal, and ownership churn rather than the management/capital-allocation turnaround the large-cap named-inflection exception requires, so it doesn't unlock an exception.</w:t>
+      </w:r>
+    </w:p>
+    <w:p>
+      <w:pPr>
+        <w:pStyle w:val="ListParagraph"/>
+        <w:numPr>
+          <w:ilvl w:val="0"/>
+          <w:numId w:val="1"/>
+        </w:numPr>
+        <w:spacing w:after="60"/>
+      </w:pPr>
+      <w:r>
+        <w:t xml:space="preserve">Conviction stays Medium: genuine, continuing operational delivery (ROE trending to a guided ~25%, AUM +38%, NPAs improving) keeps it off Low-Medium, but the freshly-confirmed ICRA capital-adequacy overhang offsets the stronger-than-expected delivery, and the large-cap size cap plus governance history remain the primary ceiling regardless.</w:t>
+      </w:r>
+    </w:p>
+    <w:p>
+      <w:pPr>
+        <w:pStyle w:val="ListParagraph"/>
+        <w:numPr>
+          <w:ilvl w:val="0"/>
+          <w:numId w:val="1"/>
+        </w:numPr>
+        <w:spacing w:after="60"/>
+      </w:pPr>
+      <w:r>
+        <w:t xml:space="preserve">Promoters confirmed zero pledge/encumbrance on shares through FY26 (filed Apr-2026) - clean on that dimension.</w:t>
+      </w:r>
+    </w:p>
+    <w:p>
+      <w:pPr>
+        <w:pStyle w:val="ListParagraph"/>
+        <w:numPr>
+          <w:ilvl w:val="0"/>
+          <w:numId w:val="1"/>
+        </w:numPr>
+        <w:spacing w:after="60"/>
+      </w:pPr>
+      <w:r>
+        <w:t xml:space="preserve">No value_chain block (large-cap lending NBFC; capital-markets-financialisation theme covers exchanges/RTAs/AMCs, not lenders).</w:t>
+      </w:r>
+    </w:p>
+    <w:p>
+      <w:pPr>
+        <w:pStyle w:val="ListParagraph"/>
+        <w:numPr>
+          <w:ilvl w:val="0"/>
+          <w:numId w:val="1"/>
+        </w:numPr>
+        <w:spacing w:after="60"/>
+      </w:pPr>
+      <w:r>
+        <w:t xml:space="preserve">No red-flag tier - ICRA's Negative outlook is a real monitorable but doesn't meet the HIGH CAUTION bar (promoter-holding collapse / auditor resignation); it's a rating-agency capital-adequacy caution on an already-disclosed, CRISIL-AA-rated balance sheet, not a going-concern or fraud signal.</w:t>
       </w:r>
     </w:p>
     <w:p>

--- a/projects/valuepickr-open-screen/docs/IIFL Finance.docx
+++ b/projects/valuepickr-open-screen/docs/IIFL Finance.docx
@@ -3057,6 +3057,187 @@
           <w:szCs w:val="18"/>
         </w:rPr>
         <w:t xml:space="preserve">This is independent research and analysis for informational purposes only, not personalized financial or investment advice. Past multi-bagger performance and forum/social sentiment are not indicators of future returns. Do your own due diligence before investing.</w:t>
+      </w:r>
+    </w:p>
+    <w:p/>
+    <w:p>
+      <w:r>
+        <w:rPr>
+          <w:b/>
+          <w:sz w:val="28"/>
+        </w:rPr>
+        <w:t>🔄 RESEARCH UPDATE - 2026-10-05</w:t>
+      </w:r>
+    </w:p>
+    <w:p>
+      <w:r>
+        <w:rPr>
+          <w:b/>
+        </w:rPr>
+        <w:t>📊 Key Metrics:</w:t>
+      </w:r>
+    </w:p>
+    <w:p>
+      <w:pPr>
+        <w:ind w:left="360"/>
+      </w:pPr>
+      <w:r>
+        <w:t xml:space="preserve">  • Company: IIFL Finance Ltd</w:t>
+      </w:r>
+    </w:p>
+    <w:p>
+      <w:pPr>
+        <w:ind w:left="360"/>
+      </w:pPr>
+      <w:r>
+        <w:t xml:space="preserve">  • Conviction: Medium</w:t>
+      </w:r>
+    </w:p>
+    <w:p>
+      <w:pPr>
+        <w:ind w:left="360"/>
+      </w:pPr>
+      <w:r>
+        <w:t xml:space="preserve">  • Thesis: neither</w:t>
+      </w:r>
+    </w:p>
+    <w:p>
+      <w:pPr>
+        <w:ind w:left="360"/>
+      </w:pPr>
+      <w:r>
+        <w:t xml:space="preserve">  • 4-Box Score: 1.5</w:t>
+      </w:r>
+    </w:p>
+    <w:p>
+      <w:pPr>
+        <w:ind w:left="360"/>
+      </w:pPr>
+      <w:r>
+        <w:t xml:space="preserve">  • Research Date: 2026-09-18</w:t>
+      </w:r>
+    </w:p>
+    <w:p>
+      <w:pPr>
+        <w:ind w:left="360"/>
+      </w:pPr>
+      <w:r>
+        <w:t xml:space="preserve">  • Red Flag: None</w:t>
+      </w:r>
+    </w:p>
+    <w:p/>
+    <w:p>
+      <w:r>
+        <w:rPr>
+          <w:b/>
+        </w:rPr>
+        <w:t>📝 Verdict:</w:t>
+      </w:r>
+    </w:p>
+    <w:p>
+      <w:pPr>
+        <w:ind w:left="360"/>
+      </w:pPr>
+      <w:r>
+        <w:t>Operationally stronger than the light pass captured (Q1FY27 PAT +160% YoY, FY27 guidance of ~25% ROE), but still a large-cap NBFC with a governance history and a live ICRA Negative outlook on standalone capital adequacy - thesis_fit 'neither' on size math (four_box re-derived to 1.5, hard no-exception), conviction stays Medium.</w:t>
+      </w:r>
+    </w:p>
+    <w:p/>
+    <w:p>
+      <w:r>
+        <w:rPr>
+          <w:b/>
+        </w:rPr>
+        <w:t>📈 Bull Case:</w:t>
+      </w:r>
+    </w:p>
+    <w:p>
+      <w:pPr>
+        <w:ind w:left="360"/>
+      </w:pPr>
+      <w:r>
+        <w:t>Continuing operational recovery, now stronger than the light pass captured: Q1FY27 PAT +160% YoY (+14% QoQ), AUM +38% YoY to Rs 1.15 lakh Cr</w:t>
+      </w:r>
+    </w:p>
+    <w:p>
+      <w:pPr>
+        <w:ind w:left="360"/>
+      </w:pPr>
+      <w:r>
+        <w:t>Asset quality actually improving, not just stabilising: GNPA 1.6% / NNPA 0.8% (Q1FY27), both down YoY</w:t>
+      </w:r>
+    </w:p>
+    <w:p>
+      <w:pPr>
+        <w:ind w:left="360"/>
+      </w:pPr>
+      <w:r>
+        <w:t>Management's first post-ban FY27 guidance is bullish: AUM +16-20%, ROE ~25%, ROA 3.1-3.3%</w:t>
+      </w:r>
+    </w:p>
+    <w:p>
+      <w:pPr>
+        <w:ind w:left="360"/>
+      </w:pPr>
+      <w:r>
+        <w:t>Gold-loan book rebuilt +114% YoY; gold-price tailwind still flowing through to AUM/PAT</w:t>
+      </w:r>
+    </w:p>
+    <w:p>
+      <w:pPr>
+        <w:ind w:left="360"/>
+      </w:pPr>
+      <w:r>
+        <w:t>Promoters confirmed zero share pledge through FY26 - clean on that dimension</w:t>
+      </w:r>
+    </w:p>
+    <w:p/>
+    <w:p>
+      <w:r>
+        <w:rPr>
+          <w:b/>
+        </w:rPr>
+        <w:t>📉 Bear Case:</w:t>
+      </w:r>
+    </w:p>
+    <w:p>
+      <w:pPr>
+        <w:ind w:left="360"/>
+      </w:pPr>
+      <w:r>
+        <w:t>~Rs 25,700 Cr large-cap - 10x/100x is out of reach on size (four_box re-derived to 1.5, hard 'neither')</w:t>
+      </w:r>
+    </w:p>
+    <w:p>
+      <w:pPr>
+        <w:ind w:left="360"/>
+      </w:pPr>
+      <w:r>
+        <w:t>New this pass: ICRA maintains a Negative outlook (Feb-2026) on standalone capital adequacy - net vulnerable book still ~81% of Tier-1 (Dec-25), improving from 97% but not resolved</w:t>
+      </w:r>
+    </w:p>
+    <w:p>
+      <w:pPr>
+        <w:ind w:left="360"/>
+      </w:pPr>
+      <w:r>
+        <w:t>CRISIL reaffirmed (not upgraded) AA/Stable - rating agencies aren't yet endorsing the recovery as complete</w:t>
+      </w:r>
+    </w:p>
+    <w:p>
+      <w:pPr>
+        <w:ind w:left="360"/>
+      </w:pPr>
+      <w:r>
+        <w:t>Governance track record: the RBI ban itself, legacy NSEL / IIFL Commodities matter, group LODR issues</w:t>
+      </w:r>
+    </w:p>
+    <w:p>
+      <w:pPr>
+        <w:ind w:left="360"/>
+      </w:pPr>
+      <w:r>
+        <w:t>MFI-segment stress and the ~Rs 475 Cr tax demand under appeal remain live</w:t>
       </w:r>
     </w:p>
     <w:sectPr>
